--- a/paper/Artigo_Controle_de_Espaco_SBC.docx
+++ b/paper/Artigo_Controle_de_Espaco_SBC.docx
@@ -15,7 +15,7 @@
           <w:sz w:val="32"/>
           <w:szCs w:val="32"/>
         </w:rPr>
-        <w:t xml:space="preserve">Estimação de Controle de Espaço em Futebol a partir de Vídeo Monocular: o Impacto do Erro de Registro do Campo em Métricas Táticas</w:t>
+        <w:t xml:space="preserve">Do Pixel à Narrativa: Visualizações Confiáveis de Controle de Espaço em Transmissões de Futebol para o Público Geral</w:t>
       </w:r>
     </w:p>
     <w:p>
@@ -31,21 +31,7 @@
           <w:sz w:val="24"/>
           <w:szCs w:val="24"/>
         </w:rPr>
-        <w:t xml:space="preserve">Andreia [sobrenome], Cláudio Meireles Filho, Felipe Pereira, Kelwin Menezes, Laura Menezes, Lucas Ungarelli, Pedro Araújo</w:t>
-      </w:r>
-    </w:p>
-    <w:p>
-      <w:pPr>
-        <w:spacing w:after="0"/>
-        <w:jc w:val="center"/>
-      </w:pPr>
-      <w:r>
-        <w:rPr>
-          <w:rFonts w:ascii="Times New Roman" w:cs="Times New Roman" w:eastAsia="Times New Roman" w:hAnsi="Times New Roman"/>
-          <w:sz w:val="24"/>
-          <w:szCs w:val="24"/>
-        </w:rPr>
-        <w:t xml:space="preserve">Instituto Brasileiro de Ensino, Desenvolvimento e Pesquisa (IDP)</w:t>
+        <w:t xml:space="preserve">Claudio Meireles Filho, Felipe Pereira, Lucas Ungarelli, Pedro Araújo</w:t>
       </w:r>
     </w:p>
     <w:p>
@@ -59,35 +45,7 @@
           <w:sz w:val="24"/>
           <w:szCs w:val="24"/>
         </w:rPr>
-        <w:t xml:space="preserve">SGAS 610, Conjunto 105/200 – 70.200-700 – Brasília – DF – Brasil</w:t>
-      </w:r>
-    </w:p>
-    <w:p>
-      <w:pPr>
-        <w:spacing w:after="120" w:before="120"/>
-        <w:jc w:val="center"/>
-      </w:pPr>
-      <w:r>
-        <w:rPr>
-          <w:rFonts w:ascii="Courier New" w:cs="Courier New" w:eastAsia="Courier New" w:hAnsi="Courier New"/>
-          <w:sz w:val="20"/>
-          <w:szCs w:val="20"/>
-        </w:rPr>
-        <w:t xml:space="preserve">{andreia, claudio.filho, felipe.pereira, kelwin.menezes,</w:t>
-      </w:r>
-    </w:p>
-    <w:p>
-      <w:pPr>
-        <w:spacing w:after="120" w:before="0"/>
-        <w:jc w:val="center"/>
-      </w:pPr>
-      <w:r>
-        <w:rPr>
-          <w:rFonts w:ascii="Courier New" w:cs="Courier New" w:eastAsia="Courier New" w:hAnsi="Courier New"/>
-          <w:sz w:val="20"/>
-          <w:szCs w:val="20"/>
-        </w:rPr>
-        <w:t xml:space="preserve">laura.menezes, lucas.ungarelli, pedro.araujo}@aluno.idp.edu.br</w:t>
+        <w:t xml:space="preserve">Instituto Brasileiro de Ensino, Desenvolvimento e Pesquisa (IDP)</w:t>
       </w:r>
     </w:p>
     <w:p>
@@ -116,7 +74,7 @@
           <w:sz w:val="24"/>
           <w:szCs w:val="24"/>
         </w:rPr>
-        <w:t xml:space="preserve">Pitch control models quantify which team dominates each region of the field and underpin modern tactical metrics, but they rely on multi-camera tracking data available only to professional clubs. This paper investigates whether such models can be fed by single-camera broadcast video. We describe a pipeline that combines object detection, multi-object tracking and sports field registration to project player positions and velocities onto metric pitch coordinates, and we evaluate the resulting control estimates against ground-truth positions from SoccerNet-GSR. The methodology further includes a Monte Carlo sensitivity analysis quantifying how homography reprojection error propagates to team-level and player-level metrics.</w:t>
+        <w:t xml:space="preserve">Pitch control models show which team dominates each region of the field, but they depend on proprietary tracking and rarely reach the general public. We propose a pipeline that turns recorded broadcast video into reliable visual narratives for lay viewers. Positions are recovered in meters through keyframe-based field registration; a sensitivity analysis measures how registration error affects each metric, and only what withstands the measured error is displayed. A state machine selects visualizations and plain-language captions, evaluated in a user study against a static tactical map.</w:t>
       </w:r>
     </w:p>
     <w:p>
@@ -141,7 +99,7 @@
           <w:sz w:val="24"/>
           <w:szCs w:val="24"/>
         </w:rPr>
-        <w:t xml:space="preserve">computer vision, image registration, homography, sports analytics, pitch control, multi-object tracking</w:t>
+        <w:t xml:space="preserve">computer vision, homography, sports analytics, pitch control, data storytelling, human-computer interaction</w:t>
       </w:r>
     </w:p>
     <w:p>
@@ -170,7 +128,7 @@
           <w:sz w:val="24"/>
           <w:szCs w:val="24"/>
         </w:rPr>
-        <w:t xml:space="preserve">Modelos de controle de espaço quantificam qual equipe domina cada região do campo e fundamentam métricas táticas modernas, mas dependem de dados de rastreamento multicâmera, disponíveis apenas a clubes profissionais. Este artigo investiga se tais modelos podem ser alimentados por vídeo de transmissão de câmera única. Descreve-se um pipeline que combina detecção de objetos, rastreamento multiobjeto e registro do campo para projetar posições e velocidades em coordenadas métricas, avaliando as estimativas de controle contra posições de referência do SoccerNet-GSR. A metodologia inclui ainda uma análise de sensibilidade por Monte Carlo que quantifica como o erro de reprojeção se propaga para métricas de equipe e de jogador.</w:t>
+        <w:t xml:space="preserve">Modelos de controle de espaço mostram qual equipe domina cada região do campo, mas dependem de rastreamento proprietário e raramente chegam ao público. Propõe-se um pipeline que converte vídeo gravado de transmissão em narrativas visuais confiáveis para leigos. As posições são obtidas em metros por registro do campo em quadros-chave; uma análise de sensibilidade mede como o erro de registro afeta cada métrica, e só se exibe o que resiste ao erro medido. Uma máquina de estados escolhe visualizações e legendas em linguagem comum, avaliadas num estudo com usuários contra um mapa tático estático.</w:t>
       </w:r>
     </w:p>
     <w:p>
@@ -195,13 +153,12 @@
           <w:sz w:val="24"/>
           <w:szCs w:val="24"/>
         </w:rPr>
-        <w:t xml:space="preserve">visão computacional, registro de imagens, homografia, análise esportiva, controle de espaço, rastreamento multiobjeto</w:t>
+        <w:t xml:space="preserve">visão computacional, homografia, análise esportiva, controle de espaço, narrativa com dados, interação humano-computador</w:t>
       </w:r>
     </w:p>
     <w:p>
       <w:pPr>
         <w:spacing w:after="120" w:before="240"/>
-        <w:jc w:val="left"/>
       </w:pPr>
       <w:r>
         <w:rPr>
@@ -222,10 +179,14 @@
       <w:r>
         <w:rPr>
           <w:rFonts w:ascii="Times New Roman" w:cs="Times New Roman" w:eastAsia="Times New Roman" w:hAnsi="Times New Roman"/>
-          <w:sz w:val="24"/>
-          <w:szCs w:val="24"/>
-        </w:rPr>
-        <w:t xml:space="preserve">A análise tática quantitativa consolidou-se como instrumento central na preparação de equipes profissionais de futebol. Sistemas comerciais de rastreamento óptico, instalados em estádios com múltiplas câmeras calibradas, registram a posição de todos os jogadores e da bola a taxas de 10 a 25 amostras por segundo, produzindo a matéria-prima de métricas que orientam decisões de escalação, contratação e preparação física. O acesso a esses dados, contudo, permanece restrito: a instalação exige infraestrutura dedicada e os dados resultantes são comercializados sob contratos exclusivos, o que exclui categorias de base, clubes de divisões inferiores e, de modo geral, a pesquisa acadêmica independente.</w:t>
+          <w:b w:val="false"/>
+          <w:bCs w:val="false"/>
+          <w:i w:val="false"/>
+          <w:iCs w:val="false"/>
+          <w:sz w:val="24"/>
+          <w:szCs w:val="24"/>
+        </w:rPr>
+        <w:t xml:space="preserve">A análise tática quantitativa transformou a preparação de equipes profissionais de futebol. Sistemas de rastreamento óptico registram a posição de todos os atletas e da bola várias vezes por segundo, e dessas trajetórias derivam métricas que hoje orientam decisões de escalação, contratação e preparação física. Esse conhecimento, porém, quase não chega ao público. As transmissões exibem poucos números, em geral posse de bola e finalizações, e o espectador que ouve os comentaristas falarem de espaço, compactação ou organização coletiva raramente consegue enxergar esses conceitos no próprio lance.</w:t>
       </w:r>
     </w:p>
     <w:p>
@@ -237,10 +198,14 @@
       <w:r>
         <w:rPr>
           <w:rFonts w:ascii="Times New Roman" w:cs="Times New Roman" w:eastAsia="Times New Roman" w:hAnsi="Times New Roman"/>
-          <w:sz w:val="24"/>
-          <w:szCs w:val="24"/>
-        </w:rPr>
-        <w:t xml:space="preserve">Entre as métricas derivadas desses dados, os modelos de controle de espaço ocupam posição de destaque. Partindo da noção de região dominante proposta por Taki e Hasegawa (2000), segundo a qual cada ponto do campo pertence ao jogador capaz de alcançá-lo primeiro, a literatura evoluiu para formulações probabilísticas. Spearman et al. (2017) modelam o tempo até a interceptação a partir de posição, velocidade, aceleração e tempo de reação, e reportam acurácia de 81% na predição da equipe receptora do passe e de 68% na predição do jogador receptor. Fernández e Bornn (2018) generalizam a formulação para quantificar criação e ocupação de espaço fora da posse de bola. Todos esses trabalhos, entretanto, pressupõem posições verdadeiras em coordenadas métricas do campo — ou seja, pressupõem exatamente o dado proprietário cuja ausência se pretende contornar.</w:t>
+          <w:b w:val="false"/>
+          <w:bCs w:val="false"/>
+          <w:i w:val="false"/>
+          <w:iCs w:val="false"/>
+          <w:sz w:val="24"/>
+          <w:szCs w:val="24"/>
+        </w:rPr>
+        <w:t xml:space="preserve">Entre as métricas derivadas do rastreamento, os modelos de controle de espaço ocupam posição central, porque formalizam uma pergunta que qualquer espectador entende: quem chegaria primeiro à bola em cada ponto do campo? Partindo da noção de região dominante de Taki e Hasegawa (2000), a literatura evoluiu para formulações probabilísticas. Spearman et al. (2017) modelam o tempo até a interceptação a partir de posição, velocidade, aceleração e tempo de reação, com acurácia de 81% na predição da equipe receptora do passe, e Fernández e Bornn (2018) estendem a formulação à criação de espaço fora da posse de bola. Todos esses trabalhos, entretanto, pressupõem posições exatas em metros, obtidas de sistemas proprietários com múltiplas câmeras calibradas.</w:t>
       </w:r>
     </w:p>
     <w:p>
@@ -252,10 +217,14 @@
       <w:r>
         <w:rPr>
           <w:rFonts w:ascii="Times New Roman" w:cs="Times New Roman" w:eastAsia="Times New Roman" w:hAnsi="Times New Roman"/>
-          <w:sz w:val="24"/>
-          <w:szCs w:val="24"/>
-        </w:rPr>
-        <w:t xml:space="preserve">Paralelamente, a comunidade de visão computacional desenvolveu os componentes necessários para estimar essas posições a partir de vídeo de transmissão. O conjunto SoccerNet consolidou benchmarks públicos para detecção, rastreamento e calibração de câmera em futebol; em particular, a tarefa de reconstrução do estado de jogo [Somers et al. 2024] disponibiliza 200 sequências anotadas com 2,36 milhões de caixas delimitadoras de atletas e 9,37 milhões de pontos de linha do campo, além da métrica GS-HOTA. No registro do campo, Theiner e Ewerth (2023) demonstram que tratar o problema como calibração de câmera, e não como simples estimação de homografia, reduz substancialmente o erro de reprojeção. Esses trabalhos, porém, encerram-se na reconstrução do estado de jogo: avaliam a qualidade das posições estimadas, mas não a qualidade das conclusões táticas que delas derivam.</w:t>
+          <w:b w:val="false"/>
+          <w:bCs w:val="false"/>
+          <w:i w:val="false"/>
+          <w:iCs w:val="false"/>
+          <w:sz w:val="24"/>
+          <w:szCs w:val="24"/>
+        </w:rPr>
+        <w:t xml:space="preserve">A visão computacional desenvolveu os componentes para estimar essas posições a partir de vídeo de transmissão. A tarefa de reconstrução do estado de jogo do SoccerNet [Somers et al. 2024] disponibiliza 200 sequências anotadas com a posição dos atletas no campo, e Theiner e Ewerth (2023) mostram que tratar o registro do campo como calibração de câmera reduz o erro de reprojeção. Esses trabalhos avaliam, contudo, a qualidade das posições estimadas, e não a das conclusões táticas que delas derivam.</w:t>
       </w:r>
     </w:p>
     <w:p>
@@ -267,10 +236,14 @@
       <w:r>
         <w:rPr>
           <w:rFonts w:ascii="Times New Roman" w:cs="Times New Roman" w:eastAsia="Times New Roman" w:hAnsi="Times New Roman"/>
-          <w:sz w:val="24"/>
-          <w:szCs w:val="24"/>
-        </w:rPr>
-        <w:t xml:space="preserve">Há, portanto, uma lacuna entre as duas literaturas. A de análise esportiva assume o dado perfeito; a de visão computacional entrega o dado imperfeito sem medir o que a imperfeição custa. Essa lacuna não é apenas acadêmica. Implementações que operam diretamente no plano da imagem — calculando compactação como área de casco convexo em pixels, ou proximidade como distância euclidiana em pixels — produzem grandezas que variam com o zoom e o enquadramento da câmera, e não com o comportamento das equipes. Sem a mudança de referencial para o plano do campo, tais métricas não são fisicamente interpretáveis nem comparáveis entre lances, partidas ou estudos.</w:t>
+          <w:b w:val="false"/>
+          <w:bCs w:val="false"/>
+          <w:i w:val="false"/>
+          <w:iCs w:val="false"/>
+          <w:sz w:val="24"/>
+          <w:szCs w:val="24"/>
+        </w:rPr>
+        <w:t xml:space="preserve">Na visualização de dados esportivos, o levantamento de Perin et al. (2018) organiza um campo em expansão. O SoccerStories [Perin et al. 2013] apoia analistas de futebol na exploração e na comunicação de fases de jogo, mas não se sobrepõe ao vídeo. Sistemas mais recentes inserem visualizações diretamente no vídeo esportivo: o VisCommentator [Chen et al. 2022] auxilia analistas a produzir vídeos aumentados de tênis de mesa, e o iBall [Chen et al. 2023] adapta visualizações embutidas em vídeos de basquete a torcedores casuais, com avaliação envolvendo 16 participantes. Esses sistemas operam em modalidades de quadra pequena, com poucos atletas e câmera praticamente fixa, e nenhum deles pergunta se as visualizações exibidas continuam verdadeiras diante do erro da percepção automática.</w:t>
       </w:r>
     </w:p>
     <w:p>
@@ -282,10 +255,14 @@
       <w:r>
         <w:rPr>
           <w:rFonts w:ascii="Times New Roman" w:cs="Times New Roman" w:eastAsia="Times New Roman" w:hAnsi="Times New Roman"/>
-          <w:sz w:val="24"/>
-          <w:szCs w:val="24"/>
-        </w:rPr>
-        <w:t xml:space="preserve">Este artigo investiga se modelos de controle de espaço podem ser alimentados por vídeo monocular de transmissão e, sobretudo, quanto se perde ao fazê-lo. As contribuições são três: (i) um pipeline que integra detecção, rastreamento e registro do campo para produzir posições e velocidades em coordenadas métricas; (ii) uma avaliação do controle de espaço estimado contra o obtido com posições de referência, isolando o custo atribuível à etapa de percepção; e (iii) uma análise de sensibilidade por simulação de Monte Carlo que quantifica como o erro de reprojeção se propaga para métricas táticas, estabelecendo limiares acima dos quais cada métrica deixa de ser confiável.</w:t>
+          <w:b w:val="false"/>
+          <w:bCs w:val="false"/>
+          <w:i w:val="false"/>
+          <w:iCs w:val="false"/>
+          <w:sz w:val="24"/>
+          <w:szCs w:val="24"/>
+        </w:rPr>
+        <w:t xml:space="preserve">O futebol de transmissão reúne as duas dificuldades que esses trabalhos contornam. A câmera se move continuamente, o que obriga a recalcular a correspondência entre imagem e gramado a cada quadro, e o enquadramento mostra apenas parte dos 22 atletas. Métricas calculadas diretamente no plano da imagem, como a área ocupada por uma equipe medida em pixels, variam com o zoom e o enquadramento, e não com o comportamento das equipes. Uma interface destinada ao público que ignore esse erro corre o risco de apresentar ao espectador, com aparência de precisão, uma informação falsa.</w:t>
       </w:r>
     </w:p>
     <w:p>
@@ -297,16 +274,38 @@
       <w:r>
         <w:rPr>
           <w:rFonts w:ascii="Times New Roman" w:cs="Times New Roman" w:eastAsia="Times New Roman" w:hAnsi="Times New Roman"/>
-          <w:sz w:val="24"/>
-          <w:szCs w:val="24"/>
-        </w:rPr>
-        <w:t xml:space="preserve">O restante do artigo está organizado como segue. A Seção 2 descreve a metodologia, detalhando o conjunto de dados, cada estágio do pipeline, o modelo de controle de espaço adotado e o protocolo experimental. A Seção 3 apresenta os resultados obtidos. A Seção 4 discute as limitações identificadas e a Seção 5 apresenta as conclusões e os trabalhos futuros.</w:t>
+          <w:b w:val="false"/>
+          <w:bCs w:val="false"/>
+          <w:i w:val="false"/>
+          <w:iCs w:val="false"/>
+          <w:sz w:val="24"/>
+          <w:szCs w:val="24"/>
+        </w:rPr>
+        <w:t xml:space="preserve">Este artigo propõe um pipeline que leva o controle de espaço de jogos gravados de transmissão ao espectador leigo, exibindo apenas o que resiste ao erro de medição. As contribuições são três: (i) um método de registro do campo por quadros-chave anotados, propagado pelo movimento da câmera e reancorado entre chaves, que dispensa detectores de linhas treinados e se aplica a jogos gravados; (ii) uma regra de exibição fundamentada numa análise de sensibilidade, que decide quais visualizações podem ser mostradas ao público em função do erro de registro medido; e (iii) uma interface narrativa orientada a estados, avaliada num estudo com usuários contra um mapa tático estático.</w:t>
+      </w:r>
+    </w:p>
+    <w:p>
+      <w:pPr>
+        <w:spacing w:before="120"/>
+        <w:ind w:firstLine="720"/>
+        <w:jc w:val="both"/>
+      </w:pPr>
+      <w:r>
+        <w:rPr>
+          <w:rFonts w:ascii="Times New Roman" w:cs="Times New Roman" w:eastAsia="Times New Roman" w:hAnsi="Times New Roman"/>
+          <w:b w:val="false"/>
+          <w:bCs w:val="false"/>
+          <w:i w:val="false"/>
+          <w:iCs w:val="false"/>
+          <w:sz w:val="24"/>
+          <w:szCs w:val="24"/>
+        </w:rPr>
+        <w:t xml:space="preserve">A Seção 2 descreve a metodologia, com a arquitetura do sistema, o protocolo de medição e o delineamento do estudo com usuários. A Seção 3 apresenta os resultados, a Seção 4 discute as limitações e a Seção 5 apresenta as conclusões.</w:t>
       </w:r>
     </w:p>
     <w:p>
       <w:pPr>
         <w:spacing w:after="120" w:before="240"/>
-        <w:jc w:val="left"/>
       </w:pPr>
       <w:r>
         <w:rPr>
@@ -327,16 +326,19 @@
       <w:r>
         <w:rPr>
           <w:rFonts w:ascii="Times New Roman" w:cs="Times New Roman" w:eastAsia="Times New Roman" w:hAnsi="Times New Roman"/>
-          <w:sz w:val="24"/>
-          <w:szCs w:val="24"/>
-        </w:rPr>
-        <w:t xml:space="preserve">O método proposto organiza-se em cinco estágios sequenciais — detecção, rastreamento, registro do campo, estimação cinemática e cálculo do controle de espaço — seguidos de um protocolo de avaliação que compara, em cada estágio, a saída estimada com a referência anotada. A premissa metodológica central é a separação entre o erro de percepção e o erro do modelo tático: ao executar o mesmo modelo de controle de espaço sobre posições estimadas e sobre posições verdadeiras, a diferença observada é atribuível exclusivamente à cadeia de visão computacional.</w:t>
+          <w:b w:val="false"/>
+          <w:bCs w:val="false"/>
+          <w:i w:val="false"/>
+          <w:iCs w:val="false"/>
+          <w:sz w:val="24"/>
+          <w:szCs w:val="24"/>
+        </w:rPr>
+        <w:t xml:space="preserve">O sistema organiza-se em três módulos desacoplados, que se comunicam por um arquivo estruturado, e em dois procedimentos de avaliação. O módulo de extração converte o vídeo gravado em posições e velocidades em metros, sem desenhar nada; o módulo narrativo decide o que exibir e quando; o módulo de visualização apresenta o resultado ao espectador. A separação permite avaliar cada estágio isoladamente e garante que nenhum número reportado provenha da camada de desenho, que opera em pixels.</w:t>
       </w:r>
     </w:p>
     <w:p>
       <w:pPr>
         <w:spacing w:after="120" w:before="240"/>
-        <w:jc w:val="left"/>
       </w:pPr>
       <w:r>
         <w:rPr>
@@ -346,42 +348,30 @@
           <w:sz w:val="24"/>
           <w:szCs w:val="24"/>
         </w:rPr>
-        <w:t xml:space="preserve">2.1. Conjunto de dados</w:t>
-      </w:r>
-    </w:p>
-    <w:p>
-      <w:pPr>
-        <w:spacing w:before="120"/>
-        <w:jc w:val="both"/>
-      </w:pPr>
-      <w:r>
-        <w:rPr>
-          <w:rFonts w:ascii="Times New Roman" w:cs="Times New Roman" w:eastAsia="Times New Roman" w:hAnsi="Times New Roman"/>
-          <w:sz w:val="24"/>
-          <w:szCs w:val="24"/>
-        </w:rPr>
-        <w:t xml:space="preserve">Adota-se o conjunto SoccerNet-GSR [Somers et al. 2024], composto por 200 sequências de 30 segundos extraídas de transmissões televisivas, anotadas com posição de cada atleta em coordenadas do campo, papel (jogador, goleiro ou árbitro), afiliação de equipe e número de camisa, além de pontos de linha para calibração. A escolha é determinada por um requisito do desenho experimental: sem posições verdadeiras em metros não é possível estabelecer o teto de desempenho contra o qual a estimativa será comparada. Respeita-se a divisão oficial entre treino, validação e teste; todos os hiperparâmetros são ajustados na partição de validação e o conjunto de teste é utilizado uma única vez.</w:t>
-      </w:r>
-    </w:p>
-    <w:p>
-      <w:pPr>
-        <w:spacing w:before="120"/>
-        <w:ind w:firstLine="720"/>
-        <w:jc w:val="both"/>
-      </w:pPr>
-      <w:r>
-        <w:rPr>
-          <w:rFonts w:ascii="Times New Roman" w:cs="Times New Roman" w:eastAsia="Times New Roman" w:hAnsi="Times New Roman"/>
-          <w:sz w:val="24"/>
-          <w:szCs w:val="24"/>
-        </w:rPr>
-        <w:t xml:space="preserve">O processamento ocorre sobre o vídeo contínuo, pois velocidade e rastreamento exigem informação temporal, mas a avaliação quantitativa é realizada em quadros amostrados a 1 Hz. Essa separação reduz em uma ordem de grandeza o custo de anotação e verificação, sem perda de validade estatística, e permite ainda uma ablação entre detecção quadro a quadro e detecção com rastreamento temporal sobre exatamente os mesmos quadros.</w:t>
+        <w:t xml:space="preserve">2.1. Fonte dos dados</w:t>
+      </w:r>
+    </w:p>
+    <w:p>
+      <w:pPr>
+        <w:spacing w:before="120"/>
+        <w:jc w:val="both"/>
+      </w:pPr>
+      <w:r>
+        <w:rPr>
+          <w:rFonts w:ascii="Times New Roman" w:cs="Times New Roman" w:eastAsia="Times New Roman" w:hAnsi="Times New Roman"/>
+          <w:b w:val="false"/>
+          <w:bCs w:val="false"/>
+          <w:i w:val="false"/>
+          <w:iCs w:val="false"/>
+          <w:sz w:val="24"/>
+          <w:szCs w:val="24"/>
+        </w:rPr>
+        <w:t xml:space="preserve">Trabalha-se exclusivamente com jogos gravados de transmissão televisiva, processados de forma offline. Essa escolha elimina a restrição de tempo real e torna viável a anotação manual de alguns quadros, decisiva para o registro do campo. As medições quantitativas usam o conjunto SoccerNet-GSR [Somers et al. 2024], cujas posições de referência em coordenadas do campo permitem calcular o erro de cada estágio. Os clipes do estudo com usuários provêm de jogos gravados, com gabarito definido a partir dessas referências ou do consenso de avaliadores.</w:t>
       </w:r>
     </w:p>
     <w:p>
       <w:pPr>
         <w:spacing w:after="120" w:before="240"/>
-        <w:jc w:val="left"/>
       </w:pPr>
       <w:r>
         <w:rPr>
@@ -391,21 +381,25 @@
           <w:sz w:val="24"/>
           <w:szCs w:val="24"/>
         </w:rPr>
-        <w:t xml:space="preserve">2.2. Detecção de atletas e da bola</w:t>
-      </w:r>
-    </w:p>
-    <w:p>
-      <w:pPr>
-        <w:spacing w:before="120"/>
-        <w:jc w:val="both"/>
-      </w:pPr>
-      <w:r>
-        <w:rPr>
-          <w:rFonts w:ascii="Times New Roman" w:cs="Times New Roman" w:eastAsia="Times New Roman" w:hAnsi="Times New Roman"/>
-          <w:sz w:val="24"/>
-          <w:szCs w:val="24"/>
-        </w:rPr>
-        <w:t xml:space="preserve">A detecção emprega um modelo YOLO de estágio único, avaliado em duas condições: com os pesos pré-treinados no conjunto COCO, que fornece as classes genéricas person e sports ball, e com ajuste fino sobre dados de futebol, contemplando as classes jogador, goleiro, árbitro e bola. A distinção entre papéis é necessária porque o goleiro, situado muito atrás da linha defensiva, distorce de modo desproporcional as métricas agregadas de equipe.</w:t>
+        <w:t xml:space="preserve">2.2. Módulo de extração</w:t>
+      </w:r>
+    </w:p>
+    <w:p>
+      <w:pPr>
+        <w:spacing w:before="120"/>
+        <w:jc w:val="both"/>
+      </w:pPr>
+      <w:r>
+        <w:rPr>
+          <w:rFonts w:ascii="Times New Roman" w:cs="Times New Roman" w:eastAsia="Times New Roman" w:hAnsi="Times New Roman"/>
+          <w:b w:val="false"/>
+          <w:bCs w:val="false"/>
+          <w:i w:val="false"/>
+          <w:iCs w:val="false"/>
+          <w:sz w:val="24"/>
+          <w:szCs w:val="24"/>
+        </w:rPr>
+        <w:t xml:space="preserve">O módulo parte da implementação de código aberto de Tryolabs (2022), da qual herda o rastreamento com a biblioteca Norfair e a classificação de equipes por faixas de cor no espaço HSV. A detecção de atletas e da bola usa o modelo YOLOv8 [Jocher et al. 2023]; a bola, objeto pequeno e frequentemente borrado, é tratada também por inferência fatiada [Akyon et al. 2022]. Cada atleta é representado pelo ponto médio da aresta inferior de sua caixa delimitadora, que aproxima o contato dos pés com o gramado.</w:t>
       </w:r>
     </w:p>
     <w:p>
@@ -417,16 +411,38 @@
       <w:r>
         <w:rPr>
           <w:rFonts w:ascii="Times New Roman" w:cs="Times New Roman" w:eastAsia="Times New Roman" w:hAnsi="Times New Roman"/>
-          <w:sz w:val="24"/>
-          <w:szCs w:val="24"/>
-        </w:rPr>
-        <w:t xml:space="preserve">A bola constitui um problema de detecção de objeto pequeno: em enquadramentos abertos ocupa menos de vinte pixels e frequentemente apresenta borramento de movimento. Para mitigá-lo, avalia-se a inferência fatiada proposta por Akyon et al. (2022), na qual o quadro é dividido em recortes sobrepostos processados independentemente e cujas detecções são posteriormente fundidas. Complementarmente, um filtro de Kalman sobre a trajetória da bola preenche lacunas decorrentes de oclusão.</w:t>
+          <w:b w:val="false"/>
+          <w:bCs w:val="false"/>
+          <w:i w:val="false"/>
+          <w:iCs w:val="false"/>
+          <w:sz w:val="24"/>
+          <w:szCs w:val="24"/>
+        </w:rPr>
+        <w:t xml:space="preserve">A etapa central é o registro do campo. Em alguns quadros-chave, escolhidos a cada 5 a 10 segundos e após cortes de câmera, anotam-se manualmente ao menos quatro marcos de posição conhecida, entre 29 definidos pelas medidas oficiais do campo de 105 por 68 metros: cantos das áreas, interseções do círculo central e do arco da grande área, entre outros. Deles se estima a homografia entre imagem e gramado daquele quadro, pelo algoritmo DLT com normalização de Hartley e rejeição robusta de correspondências espúrias. Entre quadros-chave, a homografia é propagada pelo movimento de câmera estimado quadro a quadro. Como a propagação acumula deriva, cada quadro intermediário combina as estimativas das duas chaves vizinhas, ponderadas pela proximidade; em simulação com deriva aleatória, essa reancoragem reduziu o erro médio de 0,85 m para 0,50 m.</w:t>
+      </w:r>
+    </w:p>
+    <w:p>
+      <w:pPr>
+        <w:spacing w:before="120"/>
+        <w:ind w:firstLine="720"/>
+        <w:jc w:val="both"/>
+      </w:pPr>
+      <w:r>
+        <w:rPr>
+          <w:rFonts w:ascii="Times New Roman" w:cs="Times New Roman" w:eastAsia="Times New Roman" w:hAnsi="Times New Roman"/>
+          <w:b w:val="false"/>
+          <w:bCs w:val="false"/>
+          <w:i w:val="false"/>
+          <w:iCs w:val="false"/>
+          <w:sz w:val="24"/>
+          <w:szCs w:val="24"/>
+        </w:rPr>
+        <w:t xml:space="preserve">As posições projetadas são suavizadas por filtro de Savitzky-Golay antes da derivação, que fornece as velocidades. O módulo grava, para cada quadro, posições e velocidades em metros, a homografia, a posse de bola, o controle de espaço e o estado narrativo num único arquivo JSON, lido pelo módulo de visualização.</w:t>
       </w:r>
     </w:p>
     <w:p>
       <w:pPr>
         <w:spacing w:after="120" w:before="240"/>
-        <w:jc w:val="left"/>
       </w:pPr>
       <w:r>
         <w:rPr>
@@ -436,27 +452,30 @@
           <w:sz w:val="24"/>
           <w:szCs w:val="24"/>
         </w:rPr>
-        <w:t xml:space="preserve">2.3. Rastreamento e atribuição de equipes</w:t>
-      </w:r>
-    </w:p>
-    <w:p>
-      <w:pPr>
-        <w:spacing w:before="120"/>
-        <w:jc w:val="both"/>
-      </w:pPr>
-      <w:r>
-        <w:rPr>
-          <w:rFonts w:ascii="Times New Roman" w:cs="Times New Roman" w:eastAsia="Times New Roman" w:hAnsi="Times New Roman"/>
-          <w:sz w:val="24"/>
-          <w:szCs w:val="24"/>
-        </w:rPr>
-        <w:t xml:space="preserve">As detecções são associadas ao longo do tempo por um rastreador por detecção, com compensação do movimento de câmera estimado a partir de pontos de fundo não pertencentes a atletas. A atribuição de equipes é realizada de forma não supervisionada, por agrupamento de descritores de cor extraídos da região do torso, em vez de faixas de cor definidas manualmente para cada partida. Essa decisão é deliberada: limiares fixos de matiz não generalizam entre jogos, condições de iluminação ou uniformes, e constituem uma forma de ajuste ao conjunto de teste. Um voto majoritário em janela temporal estabiliza a atribuição contra oscilações momentâneas causadas por sombra ou oclusão.</w:t>
+        <w:t xml:space="preserve">2.3. Posse de bola e controle de espaço</w:t>
+      </w:r>
+    </w:p>
+    <w:p>
+      <w:pPr>
+        <w:spacing w:before="120"/>
+        <w:jc w:val="both"/>
+      </w:pPr>
+      <w:r>
+        <w:rPr>
+          <w:rFonts w:ascii="Times New Roman" w:cs="Times New Roman" w:eastAsia="Times New Roman" w:hAnsi="Times New Roman"/>
+          <w:b w:val="false"/>
+          <w:bCs w:val="false"/>
+          <w:i w:val="false"/>
+          <w:iCs w:val="false"/>
+          <w:sz w:val="24"/>
+          <w:szCs w:val="24"/>
+        </w:rPr>
+        <w:t xml:space="preserve">A posse é decidida por uma máquina de estados com limiar de 2 metros e histerese temporal: a equipe que passa a bola a mantém durante o trânsito, e a troca de posse exige contato do adversário em quadros consecutivos. O controle de espaço é calculado numa grade de 3 metros a partir do tempo até a interceptação de cada atleta, que considera posição, velocidade, aceleração e velocidade máximas e tempo de reação, convertido em probabilidade por uma função softmax, no espírito de Spearman et al. (2017).</w:t>
       </w:r>
     </w:p>
     <w:p>
       <w:pPr>
         <w:spacing w:after="120" w:before="240"/>
-        <w:jc w:val="left"/>
       </w:pPr>
       <w:r>
         <w:rPr>
@@ -466,42 +485,30 @@
           <w:sz w:val="24"/>
           <w:szCs w:val="24"/>
         </w:rPr>
-        <w:t xml:space="preserve">2.4. Registro do campo e mudança de referencial</w:t>
-      </w:r>
-    </w:p>
-    <w:p>
-      <w:pPr>
-        <w:spacing w:before="120"/>
-        <w:jc w:val="both"/>
-      </w:pPr>
-      <w:r>
-        <w:rPr>
-          <w:rFonts w:ascii="Times New Roman" w:cs="Times New Roman" w:eastAsia="Times New Roman" w:hAnsi="Times New Roman"/>
-          <w:sz w:val="24"/>
-          <w:szCs w:val="24"/>
-        </w:rPr>
-        <w:t xml:space="preserve">Este é o estágio determinante do método. O campo de futebol é um alvo de calibração de geometria conhecida e padronizada, o que permite recuperar a transformação entre o plano da imagem e o plano do gramado. Detectam-se linhas, arcos e interseções, que são postos em correspondência com um modelo métrico do campo; a transformação é então estimada de forma robusta, descartando correspondências espúrias. Avaliam-se duas formulações: a estimação direta de homografia e a abordagem de calibração de câmera de Theiner e Ewerth (2023), que recupera pose e distância focal minimizando o erro de reprojeção dos segmentos visíveis.</w:t>
-      </w:r>
-    </w:p>
-    <w:p>
-      <w:pPr>
-        <w:spacing w:before="120"/>
-        <w:ind w:firstLine="720"/>
-        <w:jc w:val="both"/>
-      </w:pPr>
-      <w:r>
-        <w:rPr>
-          <w:rFonts w:ascii="Times New Roman" w:cs="Times New Roman" w:eastAsia="Times New Roman" w:hAnsi="Times New Roman"/>
-          <w:sz w:val="24"/>
-          <w:szCs w:val="24"/>
-        </w:rPr>
-        <w:t xml:space="preserve">A posição de cada atleta no gramado é obtida projetando-se o ponto médio da aresta inferior da caixa delimitadora, que aproxima o contato dos pés com o solo, e não o centro da caixa, situado na altura do tronco. O erro de registro é reportado em metros, estratificado por região do campo, uma vez que a precisão degrada sistematicamente na periferia da imagem, onde a perspectiva é mais acentuada e há menos linhas visíveis.</w:t>
+        <w:t xml:space="preserve">2.4. Regra de exibição</w:t>
+      </w:r>
+    </w:p>
+    <w:p>
+      <w:pPr>
+        <w:spacing w:before="120"/>
+        <w:jc w:val="both"/>
+      </w:pPr>
+      <w:r>
+        <w:rPr>
+          <w:rFonts w:ascii="Times New Roman" w:cs="Times New Roman" w:eastAsia="Times New Roman" w:hAnsi="Times New Roman"/>
+          <w:b w:val="false"/>
+          <w:bCs w:val="false"/>
+          <w:i w:val="false"/>
+          <w:iCs w:val="false"/>
+          <w:sz w:val="24"/>
+          <w:szCs w:val="24"/>
+        </w:rPr>
+        <w:t xml:space="preserve">Para decidir o que pode ser mostrado ao público, mede-se primeiro a sensibilidade de cada métrica ao erro de registro. Numa análise de Monte Carlo, perturbam-se as correspondências usadas no registro com ruído calibrado para produzir erros médios de 0 a 3 metros, e mede-se o desvio relativo induzido em métricas de equipe (largura, área de ocupação, fração do campo controlada) e de jogador (identidade do atleta que domina cada ponto). Uma visualização só é exibida se todas as métricas que a sustentam permanecerem abaixo de 5% de erro relativo no erro de registro efetivamente medido sobre os dados de referência. Resultados preliminares, detalhados na Seção 3, indicam que as métricas de equipe toleram erros de registro muito maiores que as de jogador, o que orienta a interface para visualizações coletivas.</w:t>
       </w:r>
     </w:p>
     <w:p>
       <w:pPr>
         <w:spacing w:after="120" w:before="240"/>
-        <w:jc w:val="left"/>
       </w:pPr>
       <w:r>
         <w:rPr>
@@ -511,27 +518,30 @@
           <w:sz w:val="24"/>
           <w:szCs w:val="24"/>
         </w:rPr>
-        <w:t xml:space="preserve">2.5. Estimação de velocidade</w:t>
-      </w:r>
-    </w:p>
-    <w:p>
-      <w:pPr>
-        <w:spacing w:before="120"/>
-        <w:jc w:val="both"/>
-      </w:pPr>
-      <w:r>
-        <w:rPr>
-          <w:rFonts w:ascii="Times New Roman" w:cs="Times New Roman" w:eastAsia="Times New Roman" w:hAnsi="Times New Roman"/>
-          <w:sz w:val="24"/>
-          <w:szCs w:val="24"/>
-        </w:rPr>
-        <w:t xml:space="preserve">As trajetórias projetadas no plano do campo são suavizadas por filtro de Savitzky-Golay antes da diferenciação numérica, de modo a atenuar o ruído de alta frequência introduzido pela oscilação da caixa delimitadora, que a derivação amplificaria. A velocidade estimada é validada contra a velocidade derivada das posições de referência, reportando-se o erro absoluto médio em metros por segundo. Essa verificação é obrigatória, e não acessória, porque a velocidade é entrada direta do modelo descrito a seguir.</w:t>
+        <w:t xml:space="preserve">2.5. Módulo narrativo</w:t>
+      </w:r>
+    </w:p>
+    <w:p>
+      <w:pPr>
+        <w:spacing w:before="120"/>
+        <w:jc w:val="both"/>
+      </w:pPr>
+      <w:r>
+        <w:rPr>
+          <w:rFonts w:ascii="Times New Roman" w:cs="Times New Roman" w:eastAsia="Times New Roman" w:hAnsi="Times New Roman"/>
+          <w:b w:val="false"/>
+          <w:bCs w:val="false"/>
+          <w:i w:val="false"/>
+          <w:iCs w:val="false"/>
+          <w:sz w:val="24"/>
+          <w:szCs w:val="24"/>
+        </w:rPr>
+        <w:t xml:space="preserve">Uma segunda máquina de estados classifica cada instante da jogada em bola parada, disputa, construção, ataque, transição ou finalização. Os gatilhos são grandezas em metros: a finalização, por exemplo, exige a bola a menos de 20 metros do gol adversário e o defensor mais próximo a mais de 5 metros. Como essas distâncias carregam o erro do registro, cada limiar tem uma faixa de histerese, de modo que só se sai da finalização acima de 23 metros ou com um defensor a menos de 3,5 metros, e cada troca de estado exige confirmação por cinco quadros. Em simulação com um defensor oscilando em torno do limiar, um corte único alternaria de estado mais de cem vezes; a máquina com histerese alternou no máximo duas. A cada estado corresponde uma legenda em linguagem comum, como “Azul chega perto do gol com espaço livre para finalizar”.</w:t>
       </w:r>
     </w:p>
     <w:p>
       <w:pPr>
         <w:spacing w:after="120" w:before="240"/>
-        <w:jc w:val="left"/>
       </w:pPr>
       <w:r>
         <w:rPr>
@@ -541,58 +551,78 @@
           <w:sz w:val="24"/>
           <w:szCs w:val="24"/>
         </w:rPr>
-        <w:t xml:space="preserve">2.6. Modelo de controle de espaço</w:t>
-      </w:r>
-    </w:p>
-    <w:p>
-      <w:pPr>
-        <w:spacing w:before="120"/>
-        <w:jc w:val="both"/>
-      </w:pPr>
-      <w:r>
-        <w:rPr>
-          <w:rFonts w:ascii="Times New Roman" w:cs="Times New Roman" w:eastAsia="Times New Roman" w:hAnsi="Times New Roman"/>
-          <w:sz w:val="24"/>
-          <w:szCs w:val="24"/>
-        </w:rPr>
-        <w:t xml:space="preserve">O controle de espaço é calculado sobre uma grade regular do campo com resolução de um metro. Para cada célula estima-se o tempo mínimo em que cada atleta a alcançaria, a partir de sua posição e velocidade correntes e de um modelo de movimento com aceleração e velocidade máxima limitadas, acrescido de um tempo de reação. Implementam-se duas variantes: uma determinística, no espírito da região dominante de Taki e Hasegawa (2000), em que a célula é atribuída integralmente ao atleta de menor tempo; e uma probabilística, no espírito de Spearman et al. (2017), em que o tempo até o controle é convertido em probabilidade por uma função sigmoide, distribuindo a posse da célula entre os atletas.</w:t>
-      </w:r>
-    </w:p>
-    <w:p>
-      <w:pPr>
-        <w:spacing w:after="120" w:before="240"/>
-        <w:jc w:val="left"/>
-      </w:pPr>
-      <w:r>
-        <w:rPr>
-          <w:rFonts w:ascii="Times New Roman" w:cs="Times New Roman" w:eastAsia="Times New Roman" w:hAnsi="Times New Roman"/>
-          <w:b/>
-          <w:bCs/>
-          <w:sz w:val="24"/>
-          <w:szCs w:val="24"/>
-        </w:rPr>
-        <w:t xml:space="preserve">2.7. Protocolo experimental</w:t>
-      </w:r>
-    </w:p>
-    <w:p>
-      <w:pPr>
-        <w:spacing w:before="120"/>
-        <w:jc w:val="both"/>
-      </w:pPr>
-      <w:r>
-        <w:rPr>
-          <w:rFonts w:ascii="Times New Roman" w:cs="Times New Roman" w:eastAsia="Times New Roman" w:hAnsi="Times New Roman"/>
-          <w:sz w:val="24"/>
-          <w:szCs w:val="24"/>
-        </w:rPr>
-        <w:t xml:space="preserve">A avaliação é organizada em seis experimentos encadeados, descritos na Tabela 1. Cada experimento isola uma fonte de erro, de modo que a degradação observada no resultado final possa ser atribuída a um estágio específico do pipeline.</w:t>
+        <w:t xml:space="preserve">2.6. Módulo de visualização</w:t>
+      </w:r>
+    </w:p>
+    <w:p>
+      <w:pPr>
+        <w:spacing w:before="120"/>
+        <w:jc w:val="both"/>
+      </w:pPr>
+      <w:r>
+        <w:rPr>
+          <w:rFonts w:ascii="Times New Roman" w:cs="Times New Roman" w:eastAsia="Times New Roman" w:hAnsi="Times New Roman"/>
+          <w:b w:val="false"/>
+          <w:bCs w:val="false"/>
+          <w:i w:val="false"/>
+          <w:iCs w:val="false"/>
+          <w:sz w:val="24"/>
+          <w:szCs w:val="24"/>
+        </w:rPr>
+        <w:t xml:space="preserve">Um player web lê o arquivo exportado e o sincroniza com o vídeo gravado. As camadas são desenhadas em coordenadas do campo e projetadas sobre a imagem pela homografia de cada quadro, de modo que acompanham o movimento da câmera. São duas as metáforas visuais: as zonas de controle, que colorem o gramado conforme a equipe que chegaria primeiro a cada ponto, e a forma da equipe, contorno que liga os jogadores de linha. Uma vista superior do campo complementa a transmissão. Visualizações bloqueadas pela regra de exibição permanecem ocultas, e a interface explica ao espectador o motivo. A Figura 1 mostra o protótipo com uma jogada sintética.</w:t>
+      </w:r>
+    </w:p>
+    <w:p>
+      <w:pPr>
+        <w:spacing w:before="240"/>
+        <w:jc w:val="center"/>
+      </w:pPr>
+      <w:r>
+        <w:drawing>
+          <wp:inline distT="0" distB="0" distL="0" distR="0">
+            <wp:extent cx="4381500" cy="3190875"/>
+            <wp:effectExtent t="0" r="0" b="0" l="0"/>
+            <wp:docPr id="1" name="" descr="" title=""/>
+            <wp:cNvGraphicFramePr>
+              <a:graphicFrameLocks xmlns:a="http://schemas.openxmlformats.org/drawingml/2006/main" noChangeAspect="1"/>
+            </wp:cNvGraphicFramePr>
+            <a:graphic xmlns:a="http://schemas.openxmlformats.org/drawingml/2006/main">
+              <a:graphicData uri="http://schemas.openxmlformats.org/drawingml/2006/picture">
+                <pic:pic xmlns:pic="http://schemas.openxmlformats.org/drawingml/2006/picture">
+                  <pic:nvPicPr>
+                    <pic:cNvPr id="0" name="" descr=""/>
+                    <pic:cNvPicPr>
+                      <a:picLocks noChangeAspect="1" noChangeArrowheads="1"/>
+                    </pic:cNvPicPr>
+                  </pic:nvPicPr>
+                  <pic:blipFill>
+                    <a:blip r:embed="rId7" cstate="none"/>
+                    <a:srcRect/>
+                    <a:stretch>
+                      <a:fillRect/>
+                    </a:stretch>
+                  </pic:blipFill>
+                  <pic:spPr bwMode="auto">
+                    <a:xfrm>
+                      <a:off x="0" y="0"/>
+                      <a:ext cx="4381500" cy="3190875"/>
+                    </a:xfrm>
+                    <a:prstGeom prst="rect">
+                      <a:avLst/>
+                    </a:prstGeom>
+                  </pic:spPr>
+                </pic:pic>
+              </a:graphicData>
+            </a:graphic>
+          </wp:inline>
+        </w:drawing>
       </w:r>
     </w:p>
     <w:p>
       <w:pPr>
         <w:spacing w:after="120" w:before="120"/>
         <w:ind w:left="454" w:right="454"/>
-        <w:jc w:val="center"/>
+        <w:jc w:val="both"/>
       </w:pPr>
       <w:r>
         <w:rPr>
@@ -602,7 +632,108 @@
           <w:sz w:val="20"/>
           <w:szCs w:val="20"/>
         </w:rPr>
-        <w:t xml:space="preserve">Tabela 1. Protocolo experimental: condições comparadas e métricas de avaliação</w:t>
+        <w:t xml:space="preserve">Figura 1. Protótipo do player com jogada sintética: zonas de controle e forma das equipes projetadas pela homografia do quadro, com a legenda narrativa do estado de finalização.</w:t>
+      </w:r>
+    </w:p>
+    <w:p>
+      <w:pPr>
+        <w:spacing w:after="120" w:before="240"/>
+      </w:pPr>
+      <w:r>
+        <w:rPr>
+          <w:rFonts w:ascii="Times New Roman" w:cs="Times New Roman" w:eastAsia="Times New Roman" w:hAnsi="Times New Roman"/>
+          <w:b/>
+          <w:bCs/>
+          <w:sz w:val="24"/>
+          <w:szCs w:val="24"/>
+        </w:rPr>
+        <w:t xml:space="preserve">2.7. Avaliação com usuários</w:t>
+      </w:r>
+    </w:p>
+    <w:p>
+      <w:pPr>
+        <w:spacing w:before="120"/>
+        <w:jc w:val="both"/>
+      </w:pPr>
+      <w:r>
+        <w:rPr>
+          <w:rFonts w:ascii="Times New Roman" w:cs="Times New Roman" w:eastAsia="Times New Roman" w:hAnsi="Times New Roman"/>
+          <w:b w:val="false"/>
+          <w:bCs w:val="false"/>
+          <w:i w:val="false"/>
+          <w:iCs w:val="false"/>
+          <w:sz w:val="24"/>
+          <w:szCs w:val="24"/>
+        </w:rPr>
+        <w:t xml:space="preserve">O estudo segue delineamento intrassujeitos com duas condições: vídeo acompanhado de um mapa tático estático, recurso usual das transmissões, e vídeo no player com sobreposição dinâmica. Doze clipes de jogos gravados são divididos em dois conjuntos equivalentes, e quatro grupos contrabalançam a ordem das condições e a atribuição dos conjuntos. Após cada clipe, o participante responde a três perguntas de compreensão sobre a jogada, com gabarito definido antes da coleta e formuladas de modo que não possam ser respondidas pela leitura de um número exibido na tela; após cada bloco, a carga de trabalho percebida é medida pelo NASA-TLX sem pesos [Hart e Staveland 1988].</w:t>
+      </w:r>
+    </w:p>
+    <w:p>
+      <w:pPr>
+        <w:spacing w:before="120"/>
+        <w:ind w:firstLine="720"/>
+        <w:jc w:val="both"/>
+      </w:pPr>
+      <w:r>
+        <w:rPr>
+          <w:rFonts w:ascii="Times New Roman" w:cs="Times New Roman" w:eastAsia="Times New Roman" w:hAnsi="Times New Roman"/>
+          <w:b w:val="false"/>
+          <w:bCs w:val="false"/>
+          <w:i w:val="false"/>
+          <w:iCs w:val="false"/>
+          <w:sz w:val="24"/>
+          <w:szCs w:val="24"/>
+        </w:rPr>
+        <w:t xml:space="preserve">Participam 24 espectadores leigos, selecionados por autoavaliação de conhecimento tático. Uma simulação de poder indica que esse número, com 18 perguntas por condição, detecta um ganho de 12 pontos percentuais de acurácia com poder de 0,83; com apenas 9 perguntas por condição, o poder cairia para 0,50. As comparações entre condições usam o teste de postos sinalizados de Wilcoxon com correção de Holm sobre as três hipóteses (acurácia, tempo de resposta e carga de trabalho), e o tamanho de efeito é dado pela correlação rank-biserial pareada.</w:t>
+      </w:r>
+    </w:p>
+    <w:p>
+      <w:pPr>
+        <w:spacing w:after="120" w:before="240"/>
+      </w:pPr>
+      <w:r>
+        <w:rPr>
+          <w:rFonts w:ascii="Times New Roman" w:cs="Times New Roman" w:eastAsia="Times New Roman" w:hAnsi="Times New Roman"/>
+          <w:b/>
+          <w:bCs/>
+          <w:sz w:val="24"/>
+          <w:szCs w:val="24"/>
+        </w:rPr>
+        <w:t xml:space="preserve">2.8. Protocolo experimental</w:t>
+      </w:r>
+    </w:p>
+    <w:p>
+      <w:pPr>
+        <w:spacing w:before="120"/>
+        <w:jc w:val="both"/>
+      </w:pPr>
+      <w:r>
+        <w:rPr>
+          <w:rFonts w:ascii="Times New Roman" w:cs="Times New Roman" w:eastAsia="Times New Roman" w:hAnsi="Times New Roman"/>
+          <w:b w:val="false"/>
+          <w:bCs w:val="false"/>
+          <w:i w:val="false"/>
+          <w:iCs w:val="false"/>
+          <w:sz w:val="24"/>
+          <w:szCs w:val="24"/>
+        </w:rPr>
+        <w:t xml:space="preserve">A avaliação completa está organizada em seis experimentos, descritos na Tabela 1. Os experimentos E1 a E4 medem o erro de cada estágio sobre dados de referência; o E5 converte esse erro numa decisão de design; e o E6 verifica se a interface resultante melhora a compreensão do espectador.</w:t>
+      </w:r>
+    </w:p>
+    <w:p>
+      <w:pPr>
+        <w:spacing w:after="120" w:before="120"/>
+        <w:jc w:val="center"/>
+      </w:pPr>
+      <w:r>
+        <w:rPr>
+          <w:rFonts w:ascii="Helvetica" w:cs="Helvetica" w:eastAsia="Helvetica" w:hAnsi="Helvetica"/>
+          <w:b/>
+          <w:bCs/>
+          <w:sz w:val="20"/>
+          <w:szCs w:val="20"/>
+        </w:rPr>
+        <w:t xml:space="preserve">Tabela 1. Protocolo experimental: objeto de cada experimento e métricas de avaliação</w:t>
       </w:r>
     </w:p>
     <w:tbl>
@@ -618,9 +749,9 @@
         </w:tblBorders>
       </w:tblPr>
       <w:tblGrid>
-        <w:gridCol w:w="1000"/>
-        <w:gridCol w:w="3000"/>
-        <w:gridCol w:w="4504"/>
+        <w:gridCol w:w="900"/>
+        <w:gridCol w:w="3500"/>
+        <w:gridCol w:w="4104"/>
       </w:tblGrid>
       <w:tr>
         <w:trPr>
@@ -628,7 +759,7 @@
         </w:trPr>
         <w:tc>
           <w:tcPr>
-            <w:tcW w:type="dxa" w:w="1000"/>
+            <w:tcW w:type="dxa" w:w="900"/>
             <w:shd w:fill="F2F2F2" w:val="clear"/>
             <w:tcMar>
               <w:top w:type="dxa" w:w="60"/>
@@ -640,7 +771,6 @@
           <w:p>
             <w:pPr>
               <w:spacing w:after="40" w:before="40"/>
-              <w:jc w:val="left"/>
             </w:pPr>
             <w:r>
               <w:rPr>
@@ -656,7 +786,7 @@
         </w:tc>
         <w:tc>
           <w:tcPr>
-            <w:tcW w:type="dxa" w:w="3000"/>
+            <w:tcW w:type="dxa" w:w="3500"/>
             <w:shd w:fill="F2F2F2" w:val="clear"/>
             <w:tcMar>
               <w:top w:type="dxa" w:w="60"/>
@@ -668,7 +798,6 @@
           <w:p>
             <w:pPr>
               <w:spacing w:after="40" w:before="40"/>
-              <w:jc w:val="left"/>
             </w:pPr>
             <w:r>
               <w:rPr>
@@ -678,13 +807,13 @@
                 <w:sz w:val="20"/>
                 <w:szCs w:val="20"/>
               </w:rPr>
-              <w:t xml:space="preserve">Condições comparadas</w:t>
-            </w:r>
-          </w:p>
-        </w:tc>
-        <w:tc>
-          <w:tcPr>
-            <w:tcW w:type="dxa" w:w="4504"/>
+              <w:t xml:space="preserve">Objeto</w:t>
+            </w:r>
+          </w:p>
+        </w:tc>
+        <w:tc>
+          <w:tcPr>
+            <w:tcW w:type="dxa" w:w="4104"/>
             <w:shd w:fill="F2F2F2" w:val="clear"/>
             <w:tcMar>
               <w:top w:type="dxa" w:w="60"/>
@@ -696,7 +825,6 @@
           <w:p>
             <w:pPr>
               <w:spacing w:after="40" w:before="40"/>
-              <w:jc w:val="left"/>
             </w:pPr>
             <w:r>
               <w:rPr>
@@ -717,18 +845,17 @@
         </w:trPr>
         <w:tc>
           <w:tcPr>
-            <w:tcW w:type="dxa" w:w="1000"/>
-            <w:tcMar>
-              <w:top w:type="dxa" w:w="60"/>
-              <w:left w:type="dxa" w:w="100"/>
-              <w:bottom w:type="dxa" w:w="60"/>
-              <w:right w:type="dxa" w:w="100"/>
-            </w:tcMar>
-          </w:tcPr>
-          <w:p>
-            <w:pPr>
-              <w:spacing w:after="40" w:before="40"/>
-              <w:jc w:val="left"/>
+            <w:tcW w:type="dxa" w:w="900"/>
+            <w:tcMar>
+              <w:top w:type="dxa" w:w="60"/>
+              <w:left w:type="dxa" w:w="100"/>
+              <w:bottom w:type="dxa" w:w="60"/>
+              <w:right w:type="dxa" w:w="100"/>
+            </w:tcMar>
+          </w:tcPr>
+          <w:p>
+            <w:pPr>
+              <w:spacing w:after="40" w:before="40"/>
             </w:pPr>
             <w:r>
               <w:rPr>
@@ -744,18 +871,17 @@
         </w:tc>
         <w:tc>
           <w:tcPr>
-            <w:tcW w:type="dxa" w:w="3000"/>
-            <w:tcMar>
-              <w:top w:type="dxa" w:w="60"/>
-              <w:left w:type="dxa" w:w="100"/>
-              <w:bottom w:type="dxa" w:w="60"/>
-              <w:right w:type="dxa" w:w="100"/>
-            </w:tcMar>
-          </w:tcPr>
-          <w:p>
-            <w:pPr>
-              <w:spacing w:after="40" w:before="40"/>
-              <w:jc w:val="left"/>
+            <w:tcW w:type="dxa" w:w="3500"/>
+            <w:tcMar>
+              <w:top w:type="dxa" w:w="60"/>
+              <w:left w:type="dxa" w:w="100"/>
+              <w:bottom w:type="dxa" w:w="60"/>
+              <w:right w:type="dxa" w:w="100"/>
+            </w:tcMar>
+          </w:tcPr>
+          <w:p>
+            <w:pPr>
+              <w:spacing w:after="40" w:before="40"/>
             </w:pPr>
             <w:r>
               <w:rPr>
@@ -765,24 +891,23 @@
                 <w:sz w:val="20"/>
                 <w:szCs w:val="20"/>
               </w:rPr>
-              <w:t xml:space="preserve">Detecção: COCO pré-treinado; ajuste fino; inferência fatiada; com filtro de Kalman</w:t>
-            </w:r>
-          </w:p>
-        </w:tc>
-        <w:tc>
-          <w:tcPr>
-            <w:tcW w:type="dxa" w:w="4504"/>
-            <w:tcMar>
-              <w:top w:type="dxa" w:w="60"/>
-              <w:left w:type="dxa" w:w="100"/>
-              <w:bottom w:type="dxa" w:w="60"/>
-              <w:right w:type="dxa" w:w="100"/>
-            </w:tcMar>
-          </w:tcPr>
-          <w:p>
-            <w:pPr>
-              <w:spacing w:after="40" w:before="40"/>
-              <w:jc w:val="left"/>
+              <w:t xml:space="preserve">Detecção: pesos pré-treinados, ajuste fino, inferência fatiada e filtro de Kalman</w:t>
+            </w:r>
+          </w:p>
+        </w:tc>
+        <w:tc>
+          <w:tcPr>
+            <w:tcW w:type="dxa" w:w="4104"/>
+            <w:tcMar>
+              <w:top w:type="dxa" w:w="60"/>
+              <w:left w:type="dxa" w:w="100"/>
+              <w:bottom w:type="dxa" w:w="60"/>
+              <w:right w:type="dxa" w:w="100"/>
+            </w:tcMar>
+          </w:tcPr>
+          <w:p>
+            <w:pPr>
+              <w:spacing w:after="40" w:before="40"/>
             </w:pPr>
             <w:r>
               <w:rPr>
@@ -792,7 +917,7 @@
                 <w:sz w:val="20"/>
                 <w:szCs w:val="20"/>
               </w:rPr>
-              <w:t xml:space="preserve">mAP@0,5; revocação em objetos menores que 20 px; proporção de quadros com bola localizada</w:t>
+              <w:t xml:space="preserve">mAP@0,5; revocação em objetos menores que 20 px</w:t>
             </w:r>
           </w:p>
         </w:tc>
@@ -803,18 +928,17 @@
         </w:trPr>
         <w:tc>
           <w:tcPr>
-            <w:tcW w:type="dxa" w:w="1000"/>
-            <w:tcMar>
-              <w:top w:type="dxa" w:w="60"/>
-              <w:left w:type="dxa" w:w="100"/>
-              <w:bottom w:type="dxa" w:w="60"/>
-              <w:right w:type="dxa" w:w="100"/>
-            </w:tcMar>
-          </w:tcPr>
-          <w:p>
-            <w:pPr>
-              <w:spacing w:after="40" w:before="40"/>
-              <w:jc w:val="left"/>
+            <w:tcW w:type="dxa" w:w="900"/>
+            <w:tcMar>
+              <w:top w:type="dxa" w:w="60"/>
+              <w:left w:type="dxa" w:w="100"/>
+              <w:bottom w:type="dxa" w:w="60"/>
+              <w:right w:type="dxa" w:w="100"/>
+            </w:tcMar>
+          </w:tcPr>
+          <w:p>
+            <w:pPr>
+              <w:spacing w:after="40" w:before="40"/>
             </w:pPr>
             <w:r>
               <w:rPr>
@@ -830,18 +954,17 @@
         </w:tc>
         <w:tc>
           <w:tcPr>
-            <w:tcW w:type="dxa" w:w="3000"/>
-            <w:tcMar>
-              <w:top w:type="dxa" w:w="60"/>
-              <w:left w:type="dxa" w:w="100"/>
-              <w:bottom w:type="dxa" w:w="60"/>
-              <w:right w:type="dxa" w:w="100"/>
-            </w:tcMar>
-          </w:tcPr>
-          <w:p>
-            <w:pPr>
-              <w:spacing w:after="40" w:before="40"/>
-              <w:jc w:val="left"/>
+            <w:tcW w:type="dxa" w:w="3500"/>
+            <w:tcMar>
+              <w:top w:type="dxa" w:w="60"/>
+              <w:left w:type="dxa" w:w="100"/>
+              <w:bottom w:type="dxa" w:w="60"/>
+              <w:right w:type="dxa" w:w="100"/>
+            </w:tcMar>
+          </w:tcPr>
+          <w:p>
+            <w:pPr>
+              <w:spacing w:after="40" w:before="40"/>
             </w:pPr>
             <w:r>
               <w:rPr>
@@ -851,24 +974,23 @@
                 <w:sz w:val="20"/>
                 <w:szCs w:val="20"/>
               </w:rPr>
-              <w:t xml:space="preserve">Registro: homografia direta; calibração de câmera</w:t>
-            </w:r>
-          </w:p>
-        </w:tc>
-        <w:tc>
-          <w:tcPr>
-            <w:tcW w:type="dxa" w:w="4504"/>
-            <w:tcMar>
-              <w:top w:type="dxa" w:w="60"/>
-              <w:left w:type="dxa" w:w="100"/>
-              <w:bottom w:type="dxa" w:w="60"/>
-              <w:right w:type="dxa" w:w="100"/>
-            </w:tcMar>
-          </w:tcPr>
-          <w:p>
-            <w:pPr>
-              <w:spacing w:after="40" w:before="40"/>
-              <w:jc w:val="left"/>
+              <w:t xml:space="preserve">Registro por quadros-chave, com e sem reancoragem</w:t>
+            </w:r>
+          </w:p>
+        </w:tc>
+        <w:tc>
+          <w:tcPr>
+            <w:tcW w:type="dxa" w:w="4104"/>
+            <w:tcMar>
+              <w:top w:type="dxa" w:w="60"/>
+              <w:left w:type="dxa" w:w="100"/>
+              <w:bottom w:type="dxa" w:w="60"/>
+              <w:right w:type="dxa" w:w="100"/>
+            </w:tcMar>
+          </w:tcPr>
+          <w:p>
+            <w:pPr>
+              <w:spacing w:after="40" w:before="40"/>
             </w:pPr>
             <w:r>
               <w:rPr>
@@ -878,7 +1000,7 @@
                 <w:sz w:val="20"/>
                 <w:szCs w:val="20"/>
               </w:rPr>
-              <w:t xml:space="preserve">Erro de reprojeção em metros, estratificado por região do campo</w:t>
+              <w:t xml:space="preserve">Erro de reprojeção em metros por região do campo; deriva entre chaves</w:t>
             </w:r>
           </w:p>
         </w:tc>
@@ -889,18 +1011,17 @@
         </w:trPr>
         <w:tc>
           <w:tcPr>
-            <w:tcW w:type="dxa" w:w="1000"/>
-            <w:tcMar>
-              <w:top w:type="dxa" w:w="60"/>
-              <w:left w:type="dxa" w:w="100"/>
-              <w:bottom w:type="dxa" w:w="60"/>
-              <w:right w:type="dxa" w:w="100"/>
-            </w:tcMar>
-          </w:tcPr>
-          <w:p>
-            <w:pPr>
-              <w:spacing w:after="40" w:before="40"/>
-              <w:jc w:val="left"/>
+            <w:tcW w:type="dxa" w:w="900"/>
+            <w:tcMar>
+              <w:top w:type="dxa" w:w="60"/>
+              <w:left w:type="dxa" w:w="100"/>
+              <w:bottom w:type="dxa" w:w="60"/>
+              <w:right w:type="dxa" w:w="100"/>
+            </w:tcMar>
+          </w:tcPr>
+          <w:p>
+            <w:pPr>
+              <w:spacing w:after="40" w:before="40"/>
             </w:pPr>
             <w:r>
               <w:rPr>
@@ -916,18 +1037,17 @@
         </w:tc>
         <w:tc>
           <w:tcPr>
-            <w:tcW w:type="dxa" w:w="3000"/>
-            <w:tcMar>
-              <w:top w:type="dxa" w:w="60"/>
-              <w:left w:type="dxa" w:w="100"/>
-              <w:bottom w:type="dxa" w:w="60"/>
-              <w:right w:type="dxa" w:w="100"/>
-            </w:tcMar>
-          </w:tcPr>
-          <w:p>
-            <w:pPr>
-              <w:spacing w:after="40" w:before="40"/>
-              <w:jc w:val="left"/>
+            <w:tcW w:type="dxa" w:w="3500"/>
+            <w:tcMar>
+              <w:top w:type="dxa" w:w="60"/>
+              <w:left w:type="dxa" w:w="100"/>
+              <w:bottom w:type="dxa" w:w="60"/>
+              <w:right w:type="dxa" w:w="100"/>
+            </w:tcMar>
+          </w:tcPr>
+          <w:p>
+            <w:pPr>
+              <w:spacing w:after="40" w:before="40"/>
             </w:pPr>
             <w:r>
               <w:rPr>
@@ -937,24 +1057,23 @@
                 <w:sz w:val="20"/>
                 <w:szCs w:val="20"/>
               </w:rPr>
-              <w:t xml:space="preserve">Cinemática: velocidade estimada; velocidade de referência</w:t>
-            </w:r>
-          </w:p>
-        </w:tc>
-        <w:tc>
-          <w:tcPr>
-            <w:tcW w:type="dxa" w:w="4504"/>
-            <w:tcMar>
-              <w:top w:type="dxa" w:w="60"/>
-              <w:left w:type="dxa" w:w="100"/>
-              <w:bottom w:type="dxa" w:w="60"/>
-              <w:right w:type="dxa" w:w="100"/>
-            </w:tcMar>
-          </w:tcPr>
-          <w:p>
-            <w:pPr>
-              <w:spacing w:after="40" w:before="40"/>
-              <w:jc w:val="left"/>
+              <w:t xml:space="preserve">Velocidade estimada e de referência</w:t>
+            </w:r>
+          </w:p>
+        </w:tc>
+        <w:tc>
+          <w:tcPr>
+            <w:tcW w:type="dxa" w:w="4104"/>
+            <w:tcMar>
+              <w:top w:type="dxa" w:w="60"/>
+              <w:left w:type="dxa" w:w="100"/>
+              <w:bottom w:type="dxa" w:w="60"/>
+              <w:right w:type="dxa" w:w="100"/>
+            </w:tcMar>
+          </w:tcPr>
+          <w:p>
+            <w:pPr>
+              <w:spacing w:after="40" w:before="40"/>
             </w:pPr>
             <w:r>
               <w:rPr>
@@ -964,7 +1083,7 @@
                 <w:sz w:val="20"/>
                 <w:szCs w:val="20"/>
               </w:rPr>
-              <w:t xml:space="preserve">Erro absoluto médio em m/s; distância total percorrida por atleta</w:t>
+              <w:t xml:space="preserve">Erro absoluto médio em m/s</w:t>
             </w:r>
           </w:p>
         </w:tc>
@@ -975,18 +1094,17 @@
         </w:trPr>
         <w:tc>
           <w:tcPr>
-            <w:tcW w:type="dxa" w:w="1000"/>
-            <w:tcMar>
-              <w:top w:type="dxa" w:w="60"/>
-              <w:left w:type="dxa" w:w="100"/>
-              <w:bottom w:type="dxa" w:w="60"/>
-              <w:right w:type="dxa" w:w="100"/>
-            </w:tcMar>
-          </w:tcPr>
-          <w:p>
-            <w:pPr>
-              <w:spacing w:after="40" w:before="40"/>
-              <w:jc w:val="left"/>
+            <w:tcW w:type="dxa" w:w="900"/>
+            <w:tcMar>
+              <w:top w:type="dxa" w:w="60"/>
+              <w:left w:type="dxa" w:w="100"/>
+              <w:bottom w:type="dxa" w:w="60"/>
+              <w:right w:type="dxa" w:w="100"/>
+            </w:tcMar>
+          </w:tcPr>
+          <w:p>
+            <w:pPr>
+              <w:spacing w:after="40" w:before="40"/>
             </w:pPr>
             <w:r>
               <w:rPr>
@@ -1002,18 +1120,17 @@
         </w:tc>
         <w:tc>
           <w:tcPr>
-            <w:tcW w:type="dxa" w:w="3000"/>
-            <w:tcMar>
-              <w:top w:type="dxa" w:w="60"/>
-              <w:left w:type="dxa" w:w="100"/>
-              <w:bottom w:type="dxa" w:w="60"/>
-              <w:right w:type="dxa" w:w="100"/>
-            </w:tcMar>
-          </w:tcPr>
-          <w:p>
-            <w:pPr>
-              <w:spacing w:after="40" w:before="40"/>
-              <w:jc w:val="left"/>
+            <w:tcW w:type="dxa" w:w="3500"/>
+            <w:tcMar>
+              <w:top w:type="dxa" w:w="60"/>
+              <w:left w:type="dxa" w:w="100"/>
+              <w:bottom w:type="dxa" w:w="60"/>
+              <w:right w:type="dxa" w:w="100"/>
+            </w:tcMar>
+          </w:tcPr>
+          <w:p>
+            <w:pPr>
+              <w:spacing w:after="40" w:before="40"/>
             </w:pPr>
             <w:r>
               <w:rPr>
@@ -1023,24 +1140,23 @@
                 <w:sz w:val="20"/>
                 <w:szCs w:val="20"/>
               </w:rPr>
-              <w:t xml:space="preserve">Controle de espaço: entrada estimada; entrada de referência</w:t>
-            </w:r>
-          </w:p>
-        </w:tc>
-        <w:tc>
-          <w:tcPr>
-            <w:tcW w:type="dxa" w:w="4504"/>
-            <w:tcMar>
-              <w:top w:type="dxa" w:w="60"/>
-              <w:left w:type="dxa" w:w="100"/>
-              <w:bottom w:type="dxa" w:w="60"/>
-              <w:right w:type="dxa" w:w="100"/>
-            </w:tcMar>
-          </w:tcPr>
-          <w:p>
-            <w:pPr>
-              <w:spacing w:after="40" w:before="40"/>
-              <w:jc w:val="left"/>
+              <w:t xml:space="preserve">Controle de espaço com entrada estimada e de referência</w:t>
+            </w:r>
+          </w:p>
+        </w:tc>
+        <w:tc>
+          <w:tcPr>
+            <w:tcW w:type="dxa" w:w="4104"/>
+            <w:tcMar>
+              <w:top w:type="dxa" w:w="60"/>
+              <w:left w:type="dxa" w:w="100"/>
+              <w:bottom w:type="dxa" w:w="60"/>
+              <w:right w:type="dxa" w:w="100"/>
+            </w:tcMar>
+          </w:tcPr>
+          <w:p>
+            <w:pPr>
+              <w:spacing w:after="40" w:before="40"/>
             </w:pPr>
             <w:r>
               <w:rPr>
@@ -1050,7 +1166,7 @@
                 <w:sz w:val="20"/>
                 <w:szCs w:val="20"/>
               </w:rPr>
-              <w:t xml:space="preserve">Acurácia na predição do próximo receptor da bola; Brier score</w:t>
+              <w:t xml:space="preserve">Acurácia na predição do receptor do passe; Brier score</w:t>
             </w:r>
           </w:p>
         </w:tc>
@@ -1061,18 +1177,17 @@
         </w:trPr>
         <w:tc>
           <w:tcPr>
-            <w:tcW w:type="dxa" w:w="1000"/>
-            <w:tcMar>
-              <w:top w:type="dxa" w:w="60"/>
-              <w:left w:type="dxa" w:w="100"/>
-              <w:bottom w:type="dxa" w:w="60"/>
-              <w:right w:type="dxa" w:w="100"/>
-            </w:tcMar>
-          </w:tcPr>
-          <w:p>
-            <w:pPr>
-              <w:spacing w:after="40" w:before="40"/>
-              <w:jc w:val="left"/>
+            <w:tcW w:type="dxa" w:w="900"/>
+            <w:tcMar>
+              <w:top w:type="dxa" w:w="60"/>
+              <w:left w:type="dxa" w:w="100"/>
+              <w:bottom w:type="dxa" w:w="60"/>
+              <w:right w:type="dxa" w:w="100"/>
+            </w:tcMar>
+          </w:tcPr>
+          <w:p>
+            <w:pPr>
+              <w:spacing w:after="40" w:before="40"/>
             </w:pPr>
             <w:r>
               <w:rPr>
@@ -1088,18 +1203,17 @@
         </w:tc>
         <w:tc>
           <w:tcPr>
-            <w:tcW w:type="dxa" w:w="3000"/>
-            <w:tcMar>
-              <w:top w:type="dxa" w:w="60"/>
-              <w:left w:type="dxa" w:w="100"/>
-              <w:bottom w:type="dxa" w:w="60"/>
-              <w:right w:type="dxa" w:w="100"/>
-            </w:tcMar>
-          </w:tcPr>
-          <w:p>
-            <w:pPr>
-              <w:spacing w:after="40" w:before="40"/>
-              <w:jc w:val="left"/>
+            <w:tcW w:type="dxa" w:w="3500"/>
+            <w:tcMar>
+              <w:top w:type="dxa" w:w="60"/>
+              <w:left w:type="dxa" w:w="100"/>
+              <w:bottom w:type="dxa" w:w="60"/>
+              <w:right w:type="dxa" w:w="100"/>
+            </w:tcMar>
+          </w:tcPr>
+          <w:p>
+            <w:pPr>
+              <w:spacing w:after="40" w:before="40"/>
             </w:pPr>
             <w:r>
               <w:rPr>
@@ -1109,24 +1223,23 @@
                 <w:sz w:val="20"/>
                 <w:szCs w:val="20"/>
               </w:rPr>
-              <w:t xml:space="preserve">Sensibilidade: erro de homografia injetado por Monte Carlo, de 0 a 3 m</w:t>
-            </w:r>
-          </w:p>
-        </w:tc>
-        <w:tc>
-          <w:tcPr>
-            <w:tcW w:type="dxa" w:w="4504"/>
-            <w:tcMar>
-              <w:top w:type="dxa" w:w="60"/>
-              <w:left w:type="dxa" w:w="100"/>
-              <w:bottom w:type="dxa" w:w="60"/>
-              <w:right w:type="dxa" w:w="100"/>
-            </w:tcMar>
-          </w:tcPr>
-          <w:p>
-            <w:pPr>
-              <w:spacing w:after="40" w:before="40"/>
-              <w:jc w:val="left"/>
+              <w:t xml:space="preserve">Sensibilidade ao erro de registro, por Monte Carlo</w:t>
+            </w:r>
+          </w:p>
+        </w:tc>
+        <w:tc>
+          <w:tcPr>
+            <w:tcW w:type="dxa" w:w="4104"/>
+            <w:tcMar>
+              <w:top w:type="dxa" w:w="60"/>
+              <w:left w:type="dxa" w:w="100"/>
+              <w:bottom w:type="dxa" w:w="60"/>
+              <w:right w:type="dxa" w:w="100"/>
+            </w:tcMar>
+          </w:tcPr>
+          <w:p>
+            <w:pPr>
+              <w:spacing w:after="40" w:before="40"/>
             </w:pPr>
             <w:r>
               <w:rPr>
@@ -1136,7 +1249,7 @@
                 <w:sz w:val="20"/>
                 <w:szCs w:val="20"/>
               </w:rPr>
-              <w:t xml:space="preserve">Curva de degradação por métrica; limiar de inversão de ordenação entre equipes</w:t>
+              <w:t xml:space="preserve">Erro relativo por métrica; limiar de exibição</w:t>
             </w:r>
           </w:p>
         </w:tc>
@@ -1147,18 +1260,17 @@
         </w:trPr>
         <w:tc>
           <w:tcPr>
-            <w:tcW w:type="dxa" w:w="1000"/>
-            <w:tcMar>
-              <w:top w:type="dxa" w:w="60"/>
-              <w:left w:type="dxa" w:w="100"/>
-              <w:bottom w:type="dxa" w:w="60"/>
-              <w:right w:type="dxa" w:w="100"/>
-            </w:tcMar>
-          </w:tcPr>
-          <w:p>
-            <w:pPr>
-              <w:spacing w:after="40" w:before="40"/>
-              <w:jc w:val="left"/>
+            <w:tcW w:type="dxa" w:w="900"/>
+            <w:tcMar>
+              <w:top w:type="dxa" w:w="60"/>
+              <w:left w:type="dxa" w:w="100"/>
+              <w:bottom w:type="dxa" w:w="60"/>
+              <w:right w:type="dxa" w:w="100"/>
+            </w:tcMar>
+          </w:tcPr>
+          <w:p>
+            <w:pPr>
+              <w:spacing w:after="40" w:before="40"/>
             </w:pPr>
             <w:r>
               <w:rPr>
@@ -1174,18 +1286,17 @@
         </w:tc>
         <w:tc>
           <w:tcPr>
-            <w:tcW w:type="dxa" w:w="3000"/>
-            <w:tcMar>
-              <w:top w:type="dxa" w:w="60"/>
-              <w:left w:type="dxa" w:w="100"/>
-              <w:bottom w:type="dxa" w:w="60"/>
-              <w:right w:type="dxa" w:w="100"/>
-            </w:tcMar>
-          </w:tcPr>
-          <w:p>
-            <w:pPr>
-              <w:spacing w:after="40" w:before="40"/>
-              <w:jc w:val="left"/>
+            <w:tcW w:type="dxa" w:w="3500"/>
+            <w:tcMar>
+              <w:top w:type="dxa" w:w="60"/>
+              <w:left w:type="dxa" w:w="100"/>
+              <w:bottom w:type="dxa" w:w="60"/>
+              <w:right w:type="dxa" w:w="100"/>
+            </w:tcMar>
+          </w:tcPr>
+          <w:p>
+            <w:pPr>
+              <w:spacing w:after="40" w:before="40"/>
             </w:pPr>
             <w:r>
               <w:rPr>
@@ -1195,24 +1306,23 @@
                 <w:sz w:val="20"/>
                 <w:szCs w:val="20"/>
               </w:rPr>
-              <w:t xml:space="preserve">Custo: tamanho do modelo, resolução de entrada e salto de quadros</w:t>
-            </w:r>
-          </w:p>
-        </w:tc>
-        <w:tc>
-          <w:tcPr>
-            <w:tcW w:type="dxa" w:w="4504"/>
-            <w:tcMar>
-              <w:top w:type="dxa" w:w="60"/>
-              <w:left w:type="dxa" w:w="100"/>
-              <w:bottom w:type="dxa" w:w="60"/>
-              <w:right w:type="dxa" w:w="100"/>
-            </w:tcMar>
-          </w:tcPr>
-          <w:p>
-            <w:pPr>
-              <w:spacing w:after="40" w:before="40"/>
-              <w:jc w:val="left"/>
+              <w:t xml:space="preserve">Estudo com usuários: mapa estático e sobreposição dinâmica</w:t>
+            </w:r>
+          </w:p>
+        </w:tc>
+        <w:tc>
+          <w:tcPr>
+            <w:tcW w:type="dxa" w:w="4104"/>
+            <w:tcMar>
+              <w:top w:type="dxa" w:w="60"/>
+              <w:left w:type="dxa" w:w="100"/>
+              <w:bottom w:type="dxa" w:w="60"/>
+              <w:right w:type="dxa" w:w="100"/>
+            </w:tcMar>
+          </w:tcPr>
+          <w:p>
+            <w:pPr>
+              <w:spacing w:after="40" w:before="40"/>
             </w:pPr>
             <w:r>
               <w:rPr>
@@ -1222,7 +1332,7 @@
                 <w:sz w:val="20"/>
                 <w:szCs w:val="20"/>
               </w:rPr>
-              <w:t xml:space="preserve">Quadros por segundo em hardware documentado; fronteira de Pareto</w:t>
+              <w:t xml:space="preserve">Acurácia, tempo de resposta e carga de trabalho (RTLX)</w:t>
             </w:r>
           </w:p>
         </w:tc>
@@ -1236,31 +1346,19 @@
       <w:r>
         <w:rPr>
           <w:rFonts w:ascii="Times New Roman" w:cs="Times New Roman" w:eastAsia="Times New Roman" w:hAnsi="Times New Roman"/>
-          <w:sz w:val="24"/>
-          <w:szCs w:val="24"/>
-        </w:rPr>
-        <w:t xml:space="preserve">O experimento E4 constitui o resultado principal: a diferença entre executar o modelo de controle sobre posições estimadas e sobre posições de referência mede precisamente o custo da monocularidade. O experimento E5, por sua vez, dispensa a execução do pipeline completo, pois perturba diretamente a transformação geométrica, e por isso permite varrer um intervalo amplo de magnitudes de erro a baixo custo computacional.</w:t>
-      </w:r>
-    </w:p>
-    <w:p>
-      <w:pPr>
-        <w:spacing w:before="120"/>
-        <w:ind w:firstLine="720"/>
-        <w:jc w:val="both"/>
-      </w:pPr>
-      <w:r>
-        <w:rPr>
-          <w:rFonts w:ascii="Times New Roman" w:cs="Times New Roman" w:eastAsia="Times New Roman" w:hAnsi="Times New Roman"/>
-          <w:sz w:val="24"/>
-          <w:szCs w:val="24"/>
-        </w:rPr>
-        <w:t xml:space="preserve">Adota-se ainda um critério de validação externa que não depende de anotação subjetiva: o receptor efetivo de cada passe é conhecido a partir da própria sequência, de forma que a qualidade do modelo de controle pode ser aferida contra o desfecho realmente observado em campo, e não contra um juízo de especialista.</w:t>
+          <w:b w:val="false"/>
+          <w:bCs w:val="false"/>
+          <w:i w:val="false"/>
+          <w:iCs w:val="false"/>
+          <w:sz w:val="24"/>
+          <w:szCs w:val="24"/>
+        </w:rPr>
+        <w:t xml:space="preserve">O encadeamento permite que um resultado desfavorável em qualquer etapa seja localizado e explicado, em vez de se diluir no desempenho final: se o estudo com usuários não mostrar ganho, os experimentos anteriores indicam se a causa está na percepção, na regra de exibição ou no desenho da interface.</w:t>
       </w:r>
     </w:p>
     <w:p>
       <w:pPr>
         <w:spacing w:after="120" w:before="240"/>
-        <w:jc w:val="left"/>
       </w:pPr>
       <w:r>
         <w:rPr>
@@ -1282,6 +1380,10 @@
       <w:r>
         <w:rPr>
           <w:rFonts w:ascii="Times New Roman" w:cs="Times New Roman" w:eastAsia="Times New Roman" w:hAnsi="Times New Roman"/>
+          <w:b w:val="false"/>
+          <w:bCs w:val="false"/>
+          <w:i w:val="false"/>
+          <w:iCs w:val="false"/>
           <w:sz w:val="24"/>
           <w:szCs w:val="24"/>
         </w:rPr>
@@ -1297,6 +1399,48 @@
       <w:r>
         <w:rPr>
           <w:rFonts w:ascii="Times New Roman" w:cs="Times New Roman" w:eastAsia="Times New Roman" w:hAnsi="Times New Roman"/>
+          <w:b w:val="false"/>
+          <w:bCs w:val="false"/>
+          <w:i w:val="false"/>
+          <w:iCs w:val="false"/>
+          <w:sz w:val="24"/>
+          <w:szCs w:val="24"/>
+        </w:rPr>
+        <w:t xml:space="preserve">Chen, Z., Ye, S., Chu, X., Xia, H., Zhang, H., Qu, H. and Wu, Y. (2022) “Augmenting Sports Videos with VisCommentator”, IEEE Transactions on Visualization and Computer Graphics, 28(1), p. 824-834.</w:t>
+      </w:r>
+    </w:p>
+    <w:p>
+      <w:pPr>
+        <w:spacing w:before="120"/>
+        <w:ind w:left="283" w:hanging="283"/>
+        <w:jc w:val="both"/>
+      </w:pPr>
+      <w:r>
+        <w:rPr>
+          <w:rFonts w:ascii="Times New Roman" w:cs="Times New Roman" w:eastAsia="Times New Roman" w:hAnsi="Times New Roman"/>
+          <w:b w:val="false"/>
+          <w:bCs w:val="false"/>
+          <w:i w:val="false"/>
+          <w:iCs w:val="false"/>
+          <w:sz w:val="24"/>
+          <w:szCs w:val="24"/>
+        </w:rPr>
+        <w:t xml:space="preserve">Chen, Z., Yang, Q., Shan, J., Lin, T., Beyer, J., Xia, H. and Pfister, H. (2023) “iBall: Augmenting Basketball Videos with Gaze-moderated Embedded Visualizations”, In: ACM CHI Conference on Human Factors in Computing Systems, Hamburg, Germany.</w:t>
+      </w:r>
+    </w:p>
+    <w:p>
+      <w:pPr>
+        <w:spacing w:before="120"/>
+        <w:ind w:left="283" w:hanging="283"/>
+        <w:jc w:val="both"/>
+      </w:pPr>
+      <w:r>
+        <w:rPr>
+          <w:rFonts w:ascii="Times New Roman" w:cs="Times New Roman" w:eastAsia="Times New Roman" w:hAnsi="Times New Roman"/>
+          <w:b w:val="false"/>
+          <w:bCs w:val="false"/>
+          <w:i w:val="false"/>
+          <w:iCs w:val="false"/>
           <w:sz w:val="24"/>
           <w:szCs w:val="24"/>
         </w:rPr>
@@ -1312,6 +1456,86 @@
       <w:r>
         <w:rPr>
           <w:rFonts w:ascii="Times New Roman" w:cs="Times New Roman" w:eastAsia="Times New Roman" w:hAnsi="Times New Roman"/>
+          <w:b w:val="false"/>
+          <w:bCs w:val="false"/>
+          <w:i w:val="false"/>
+          <w:iCs w:val="false"/>
+          <w:sz w:val="24"/>
+          <w:szCs w:val="24"/>
+        </w:rPr>
+        <w:t xml:space="preserve">Hart, S. G. and Staveland, L. E. (1988) “Development of NASA-TLX (Task Load Index): Results of Empirical and Theoretical Research”, In: Human Mental Workload, Edited by P. A. Hancock and N. Meshkati, North-Holland, p. 139-183.</w:t>
+      </w:r>
+    </w:p>
+    <w:p>
+      <w:pPr>
+        <w:spacing w:before="120"/>
+        <w:ind w:left="283" w:hanging="283"/>
+        <w:jc w:val="both"/>
+      </w:pPr>
+      <w:r>
+        <w:rPr>
+          <w:rFonts w:ascii="Times New Roman" w:cs="Times New Roman" w:eastAsia="Times New Roman" w:hAnsi="Times New Roman"/>
+          <w:b w:val="false"/>
+          <w:bCs w:val="false"/>
+          <w:i w:val="false"/>
+          <w:iCs w:val="false"/>
+          <w:sz w:val="24"/>
+          <w:szCs w:val="24"/>
+        </w:rPr>
+        <w:t xml:space="preserve">Jocher, G., Chaurasia, A. and Qiu, J. (2023) “Ultralytics YOLOv8”, https://github.com/ultralytics/ultralytics.</w:t>
+      </w:r>
+    </w:p>
+    <w:p>
+      <w:pPr>
+        <w:spacing w:before="120"/>
+        <w:ind w:left="283" w:hanging="283"/>
+        <w:jc w:val="both"/>
+      </w:pPr>
+      <w:r>
+        <w:rPr>
+          <w:rFonts w:ascii="Times New Roman" w:cs="Times New Roman" w:eastAsia="Times New Roman" w:hAnsi="Times New Roman"/>
+          <w:b w:val="false"/>
+          <w:bCs w:val="false"/>
+          <w:i w:val="false"/>
+          <w:iCs w:val="false"/>
+          <w:sz w:val="24"/>
+          <w:szCs w:val="24"/>
+        </w:rPr>
+        <w:t xml:space="preserve">Perin, C., Vuillemot, R. and Fekete, J.-D. (2013) “SoccerStories: A Kick-off for Visual Soccer Analysis”, IEEE Transactions on Visualization and Computer Graphics, 19(12), p. 2506-2515.</w:t>
+      </w:r>
+    </w:p>
+    <w:p>
+      <w:pPr>
+        <w:spacing w:before="120"/>
+        <w:ind w:left="283" w:hanging="283"/>
+        <w:jc w:val="both"/>
+      </w:pPr>
+      <w:r>
+        <w:rPr>
+          <w:rFonts w:ascii="Times New Roman" w:cs="Times New Roman" w:eastAsia="Times New Roman" w:hAnsi="Times New Roman"/>
+          <w:b w:val="false"/>
+          <w:bCs w:val="false"/>
+          <w:i w:val="false"/>
+          <w:iCs w:val="false"/>
+          <w:sz w:val="24"/>
+          <w:szCs w:val="24"/>
+        </w:rPr>
+        <w:t xml:space="preserve">Perin, C., Vuillemot, R., Stolper, C., Stasko, J., Wood, J. and Carpendale, S. (2018) “State of the Art of Sports Data Visualization”, Computer Graphics Forum, 37, p. 663-686.</w:t>
+      </w:r>
+    </w:p>
+    <w:p>
+      <w:pPr>
+        <w:spacing w:before="120"/>
+        <w:ind w:left="283" w:hanging="283"/>
+        <w:jc w:val="both"/>
+      </w:pPr>
+      <w:r>
+        <w:rPr>
+          <w:rFonts w:ascii="Times New Roman" w:cs="Times New Roman" w:eastAsia="Times New Roman" w:hAnsi="Times New Roman"/>
+          <w:b w:val="false"/>
+          <w:bCs w:val="false"/>
+          <w:i w:val="false"/>
+          <w:iCs w:val="false"/>
           <w:sz w:val="24"/>
           <w:szCs w:val="24"/>
         </w:rPr>
@@ -1327,6 +1551,10 @@
       <w:r>
         <w:rPr>
           <w:rFonts w:ascii="Times New Roman" w:cs="Times New Roman" w:eastAsia="Times New Roman" w:hAnsi="Times New Roman"/>
+          <w:b w:val="false"/>
+          <w:bCs w:val="false"/>
+          <w:i w:val="false"/>
+          <w:iCs w:val="false"/>
           <w:sz w:val="24"/>
           <w:szCs w:val="24"/>
         </w:rPr>
@@ -1342,6 +1570,10 @@
       <w:r>
         <w:rPr>
           <w:rFonts w:ascii="Times New Roman" w:cs="Times New Roman" w:eastAsia="Times New Roman" w:hAnsi="Times New Roman"/>
+          <w:b w:val="false"/>
+          <w:bCs w:val="false"/>
+          <w:i w:val="false"/>
+          <w:iCs w:val="false"/>
           <w:sz w:val="24"/>
           <w:szCs w:val="24"/>
         </w:rPr>
@@ -1357,6 +1589,10 @@
       <w:r>
         <w:rPr>
           <w:rFonts w:ascii="Times New Roman" w:cs="Times New Roman" w:eastAsia="Times New Roman" w:hAnsi="Times New Roman"/>
+          <w:b w:val="false"/>
+          <w:bCs w:val="false"/>
+          <w:i w:val="false"/>
+          <w:iCs w:val="false"/>
           <w:sz w:val="24"/>
           <w:szCs w:val="24"/>
         </w:rPr>
@@ -1372,10 +1608,14 @@
       <w:r>
         <w:rPr>
           <w:rFonts w:ascii="Times New Roman" w:cs="Times New Roman" w:eastAsia="Times New Roman" w:hAnsi="Times New Roman"/>
-          <w:sz w:val="24"/>
-          <w:szCs w:val="24"/>
-        </w:rPr>
-        <w:t xml:space="preserve">Zhang, Y., Sun, P., Jiang, Y., Yu, D., Weng, F., Yuan, Z., Luo, P., Liu, W. and Wang, X. (2022) “ByteTrack: Multi-Object Tracking by Associating Every Detection Box”, In: European Conference on Computer Vision (ECCV), p. 1-21.</w:t>
+          <w:b w:val="false"/>
+          <w:bCs w:val="false"/>
+          <w:i w:val="false"/>
+          <w:iCs w:val="false"/>
+          <w:sz w:val="24"/>
+          <w:szCs w:val="24"/>
+        </w:rPr>
+        <w:t xml:space="preserve">Tryolabs (2022) “soccer-video-analytics”, https://github.com/tryolabs/soccer-video-analytics, licença MIT.</w:t>
       </w:r>
     </w:p>
     <w:sectPr>

--- a/paper/Artigo_Controle_de_Espaco_SBC.docx
+++ b/paper/Artigo_Controle_de_Espaco_SBC.docx
@@ -64,17 +64,17 @@
           <w:sz w:val="24"/>
           <w:szCs w:val="24"/>
         </w:rPr>
-        <w:t xml:space="preserve">Abstract. </w:t>
-      </w:r>
-      <w:r>
-        <w:rPr>
-          <w:rFonts w:ascii="Times New Roman" w:cs="Times New Roman" w:eastAsia="Times New Roman" w:hAnsi="Times New Roman"/>
-          <w:i/>
-          <w:iCs/>
-          <w:sz w:val="24"/>
-          <w:szCs w:val="24"/>
-        </w:rPr>
-        <w:t xml:space="preserve">Pitch control models show which team dominates each region of the field, but they depend on proprietary tracking and rarely reach the general public. We propose a pipeline that turns recorded broadcast video into reliable visual narratives for lay viewers. Positions are recovered in meters through keyframe-based field registration; a sensitivity analysis measures how registration error affects each metric, and only what withstands the measured error is displayed. A state machine selects visualizations and plain-language captions, evaluated in a user study against a static tactical map.</w:t>
+        <w:t xml:space="preserve">Resumo. </w:t>
+      </w:r>
+      <w:r>
+        <w:rPr>
+          <w:rFonts w:ascii="Times New Roman" w:cs="Times New Roman" w:eastAsia="Times New Roman" w:hAnsi="Times New Roman"/>
+          <w:i w:val="false"/>
+          <w:iCs w:val="false"/>
+          <w:sz w:val="24"/>
+          <w:szCs w:val="24"/>
+        </w:rPr>
+        <w:t xml:space="preserve">Modelos de controle de espaço, que estimam qual equipe domina cada região do campo [Spearman et al. 2017], dependem de rastreamento proprietário e raramente chegam ao público. Este trabalho propõe converter jogos gravados de transmissão em narrativas visuais para espectadores leigos. A metodologia combina detecção de atletas, registro do campo por homografia em quadros-chave, uma análise de sensibilidade que define o que pode ser exibido e um estudo com usuários. Espera-se como resultado uma interface que melhore a compreensão das jogadas sem apresentar informações pouco confiáveis.</w:t>
       </w:r>
     </w:p>
     <w:p>
@@ -91,15 +91,15 @@
           <w:sz w:val="24"/>
           <w:szCs w:val="24"/>
         </w:rPr>
-        <w:t xml:space="preserve">Keywords: </w:t>
-      </w:r>
-      <w:r>
-        <w:rPr>
-          <w:rFonts w:ascii="Times New Roman" w:cs="Times New Roman" w:eastAsia="Times New Roman" w:hAnsi="Times New Roman"/>
-          <w:sz w:val="24"/>
-          <w:szCs w:val="24"/>
-        </w:rPr>
-        <w:t xml:space="preserve">computer vision, homography, sports analytics, pitch control, data storytelling, human-computer interaction</w:t>
+        <w:t xml:space="preserve">Palavras-chave: </w:t>
+      </w:r>
+      <w:r>
+        <w:rPr>
+          <w:rFonts w:ascii="Times New Roman" w:cs="Times New Roman" w:eastAsia="Times New Roman" w:hAnsi="Times New Roman"/>
+          <w:sz w:val="24"/>
+          <w:szCs w:val="24"/>
+        </w:rPr>
+        <w:t xml:space="preserve">visão computacional, homografia, análise esportiva, narrativa com dados, interação humano-computador</w:t>
       </w:r>
     </w:p>
     <w:p>
@@ -118,17 +118,17 @@
           <w:sz w:val="24"/>
           <w:szCs w:val="24"/>
         </w:rPr>
-        <w:t xml:space="preserve">Resumo. </w:t>
-      </w:r>
-      <w:r>
-        <w:rPr>
-          <w:rFonts w:ascii="Times New Roman" w:cs="Times New Roman" w:eastAsia="Times New Roman" w:hAnsi="Times New Roman"/>
-          <w:i w:val="false"/>
-          <w:iCs w:val="false"/>
-          <w:sz w:val="24"/>
-          <w:szCs w:val="24"/>
-        </w:rPr>
-        <w:t xml:space="preserve">Modelos de controle de espaço mostram qual equipe domina cada região do campo, mas dependem de rastreamento proprietário e raramente chegam ao público. Propõe-se um pipeline que converte vídeo gravado de transmissão em narrativas visuais confiáveis para leigos. As posições são obtidas em metros por registro do campo em quadros-chave; uma análise de sensibilidade mede como o erro de registro afeta cada métrica, e só se exibe o que resiste ao erro medido. Uma máquina de estados escolhe visualizações e legendas em linguagem comum, avaliadas num estudo com usuários contra um mapa tático estático.</w:t>
+        <w:t xml:space="preserve">Abstract. </w:t>
+      </w:r>
+      <w:r>
+        <w:rPr>
+          <w:rFonts w:ascii="Times New Roman" w:cs="Times New Roman" w:eastAsia="Times New Roman" w:hAnsi="Times New Roman"/>
+          <w:i/>
+          <w:iCs/>
+          <w:sz w:val="24"/>
+          <w:szCs w:val="24"/>
+        </w:rPr>
+        <w:t xml:space="preserve">Pitch control models, which estimate which team dominates each region of the field [Spearman et al. 2017], depend on proprietary tracking and rarely reach the public. This work proposes turning recorded broadcast matches into visual narratives for lay viewers. The methodology combines player detection, keyframe-based field registration through homography, a sensitivity analysis that defines what may be displayed, and a user study. The expected result is an interface that improves the understanding of plays without presenting unreliable information.</w:t>
       </w:r>
     </w:p>
     <w:p>
@@ -145,15 +145,15 @@
           <w:sz w:val="24"/>
           <w:szCs w:val="24"/>
         </w:rPr>
-        <w:t xml:space="preserve">Palavras-chave: </w:t>
-      </w:r>
-      <w:r>
-        <w:rPr>
-          <w:rFonts w:ascii="Times New Roman" w:cs="Times New Roman" w:eastAsia="Times New Roman" w:hAnsi="Times New Roman"/>
-          <w:sz w:val="24"/>
-          <w:szCs w:val="24"/>
-        </w:rPr>
-        <w:t xml:space="preserve">visão computacional, homografia, análise esportiva, controle de espaço, narrativa com dados, interação humano-computador</w:t>
+        <w:t xml:space="preserve">Keywords: </w:t>
+      </w:r>
+      <w:r>
+        <w:rPr>
+          <w:rFonts w:ascii="Times New Roman" w:cs="Times New Roman" w:eastAsia="Times New Roman" w:hAnsi="Times New Roman"/>
+          <w:sz w:val="24"/>
+          <w:szCs w:val="24"/>
+        </w:rPr>
+        <w:t xml:space="preserve">computer vision, homography, sports analytics, data storytelling, human-computer interaction</w:t>
       </w:r>
     </w:p>
     <w:p>
@@ -168,25 +168,23 @@
           <w:sz w:val="26"/>
           <w:szCs w:val="26"/>
         </w:rPr>
-        <w:t xml:space="preserve">1. Introdução</w:t>
-      </w:r>
-    </w:p>
-    <w:p>
-      <w:pPr>
-        <w:spacing w:before="120"/>
-        <w:jc w:val="both"/>
-      </w:pPr>
-      <w:r>
-        <w:rPr>
-          <w:rFonts w:ascii="Times New Roman" w:cs="Times New Roman" w:eastAsia="Times New Roman" w:hAnsi="Times New Roman"/>
-          <w:b w:val="false"/>
-          <w:bCs w:val="false"/>
-          <w:i w:val="false"/>
-          <w:iCs w:val="false"/>
-          <w:sz w:val="24"/>
-          <w:szCs w:val="24"/>
-        </w:rPr>
-        <w:t xml:space="preserve">A análise tática quantitativa transformou a preparação de equipes profissionais de futebol. Sistemas de rastreamento óptico registram a posição de todos os atletas e da bola várias vezes por segundo, e dessas trajetórias derivam métricas que hoje orientam decisões de escalação, contratação e preparação física. Esse conhecimento, porém, quase não chega ao público. As transmissões exibem poucos números, em geral posse de bola e finalizações, e o espectador que ouve os comentaristas falarem de espaço, compactação ou organização coletiva raramente consegue enxergar esses conceitos no próprio lance.</w:t>
+        <w:t xml:space="preserve">Introdução</w:t>
+      </w:r>
+    </w:p>
+    <w:p>
+      <w:pPr>
+        <w:spacing w:before="120"/>
+        <w:jc w:val="both"/>
+      </w:pPr>
+      <w:r>
+        <w:rPr>
+          <w:rFonts w:ascii="Times New Roman" w:cs="Times New Roman" w:eastAsia="Times New Roman" w:hAnsi="Times New Roman"/>
+          <w:i w:val="false"/>
+          <w:iCs w:val="false"/>
+          <w:sz w:val="24"/>
+          <w:szCs w:val="24"/>
+        </w:rPr>
+        <w:t xml:space="preserve">O uso de dados de rastreamento transformou a análise tática no futebol profissional. Sistemas ópticos registram a posição de todos os atletas e da bola várias vezes por segundo, e Bialkowski et al. (2014) mostraram que essas trajetórias permitem identificar formações e papéis táticos ao longo de uma temporada inteira. Desses dados derivam métricas que hoje orientam decisões de escalação, contratação e preparação física nos clubes.</w:t>
       </w:r>
     </w:p>
     <w:p>
@@ -198,14 +196,12 @@
       <w:r>
         <w:rPr>
           <w:rFonts w:ascii="Times New Roman" w:cs="Times New Roman" w:eastAsia="Times New Roman" w:hAnsi="Times New Roman"/>
-          <w:b w:val="false"/>
-          <w:bCs w:val="false"/>
-          <w:i w:val="false"/>
-          <w:iCs w:val="false"/>
-          <w:sz w:val="24"/>
-          <w:szCs w:val="24"/>
-        </w:rPr>
-        <w:t xml:space="preserve">Entre as métricas derivadas do rastreamento, os modelos de controle de espaço ocupam posição central, porque formalizam uma pergunta que qualquer espectador entende: quem chegaria primeiro à bola em cada ponto do campo? Partindo da noção de região dominante de Taki e Hasegawa (2000), a literatura evoluiu para formulações probabilísticas. Spearman et al. (2017) modelam o tempo até a interceptação a partir de posição, velocidade, aceleração e tempo de reação, com acurácia de 81% na predição da equipe receptora do passe, e Fernández e Bornn (2018) estendem a formulação à criação de espaço fora da posse de bola. Todos esses trabalhos, entretanto, pressupõem posições exatas em metros, obtidas de sistemas proprietários com múltiplas câmeras calibradas.</w:t>
+          <w:i w:val="false"/>
+          <w:iCs w:val="false"/>
+          <w:sz w:val="24"/>
+          <w:szCs w:val="24"/>
+        </w:rPr>
+        <w:t xml:space="preserve">Esse conhecimento, porém, quase não chega ao público, por três motivos. O primeiro é o acesso: os dados vêm de sistemas instalados nos estádios e são comercializados sob contratos exclusivos. O segundo é a linguagem: as métricas são grandezas probabilísticas, pensadas para analistas, e não para quem assiste ao jogo. O terceiro é o formato da transmissão, que dispõe de poucos segundos para cada gráfico e por isso se limita a números simples, como posse de bola e finalizações. O resultado é que o espectador ouve os comentaristas falarem de espaço, compactação ou organização coletiva, mas raramente consegue enxergar esses conceitos no lance, dificuldade também relatada entre torcedores casuais de basquete [Chen et al. 2023].</w:t>
       </w:r>
     </w:p>
     <w:p>
@@ -217,14 +213,12 @@
       <w:r>
         <w:rPr>
           <w:rFonts w:ascii="Times New Roman" w:cs="Times New Roman" w:eastAsia="Times New Roman" w:hAnsi="Times New Roman"/>
-          <w:b w:val="false"/>
-          <w:bCs w:val="false"/>
-          <w:i w:val="false"/>
-          <w:iCs w:val="false"/>
-          <w:sz w:val="24"/>
-          <w:szCs w:val="24"/>
-        </w:rPr>
-        <w:t xml:space="preserve">A visão computacional desenvolveu os componentes para estimar essas posições a partir de vídeo de transmissão. A tarefa de reconstrução do estado de jogo do SoccerNet [Somers et al. 2024] disponibiliza 200 sequências anotadas com a posição dos atletas no campo, e Theiner e Ewerth (2023) mostram que tratar o registro do campo como calibração de câmera reduz o erro de reprojeção. Esses trabalhos avaliam, contudo, a qualidade das posições estimadas, e não a das conclusões táticas que delas derivam.</w:t>
+          <w:i w:val="false"/>
+          <w:iCs w:val="false"/>
+          <w:sz w:val="24"/>
+          <w:szCs w:val="24"/>
+        </w:rPr>
+        <w:t xml:space="preserve">Um exemplo evidencia a distância. O modelo de controle de espaço de Spearman et al. (2017), base de boa parte da análise moderna, atribui a cada ponto do campo a probabilidade de cada atleta alcançá-lo primeiro, calculada a partir de sua posição, velocidade, aceleração máxima e tempo de reação; com ele, os autores preveem a equipe que receberá um passe com 81% de acurácia. Fernández et al. (2021) vão além e combinam controle de espaço, probabilidade de passe e chance de finalização no valor esperado da posse, um número no intervalo de −1 a 1 que resume, a cada instante, a expectativa de a jogada terminar em gol a favor ou contra. São ferramentas poderosas, mas um valor esperado de 0,07 nada diz a um espectador sem formação técnica. A informação existe; falta traduzi-la.</w:t>
       </w:r>
     </w:p>
     <w:p>
@@ -236,14 +230,12 @@
       <w:r>
         <w:rPr>
           <w:rFonts w:ascii="Times New Roman" w:cs="Times New Roman" w:eastAsia="Times New Roman" w:hAnsi="Times New Roman"/>
-          <w:b w:val="false"/>
-          <w:bCs w:val="false"/>
-          <w:i w:val="false"/>
-          <w:iCs w:val="false"/>
-          <w:sz w:val="24"/>
-          <w:szCs w:val="24"/>
-        </w:rPr>
-        <w:t xml:space="preserve">Na visualização de dados esportivos, o levantamento de Perin et al. (2018) organiza um campo em expansão. O SoccerStories [Perin et al. 2013] apoia analistas de futebol na exploração e na comunicação de fases de jogo, mas não se sobrepõe ao vídeo. Sistemas mais recentes inserem visualizações diretamente no vídeo esportivo: o VisCommentator [Chen et al. 2022] auxilia analistas a produzir vídeos aumentados de tênis de mesa, e o iBall [Chen et al. 2023] adapta visualizações embutidas em vídeos de basquete a torcedores casuais, com avaliação envolvendo 16 participantes. Esses sistemas operam em modalidades de quadra pequena, com poucos atletas e câmera praticamente fixa, e nenhum deles pergunta se as visualizações exibidas continuam verdadeiras diante do erro da percepção automática.</w:t>
+          <w:i w:val="false"/>
+          <w:iCs w:val="false"/>
+          <w:sz w:val="24"/>
+          <w:szCs w:val="24"/>
+        </w:rPr>
+        <w:t xml:space="preserve">A visão computacional oferece um caminho para estimar essas posições a partir do próprio vídeo da transmissão. A tarefa de reconstrução do estado de jogo do SoccerNet [Somers et al. 2024] disponibiliza sequências anotadas com a posição dos atletas no campo, e Theiner e Ewerth (2023) tratam o registro do campo como um problema de calibração de câmera. A transmissão, contudo, impõe duas dificuldades. A câmera principal não é fixa: gira e aproxima a imagem continuamente para acompanhar a bola, o que obriga a recalcular a cada quadro a correspondência entre imagem e gramado. Além disso, a transmissão alterna entre várias câmeras, com planos abertos, closes e replays; o SoccerNet-v2 distingue 13 tipos de câmera em jogos televisionados [Deliège et al. 2021]. Métricas calculadas diretamente sobre a imagem, sem considerar essas mudanças, variam com o enquadramento, e não com o comportamento das equipes.</w:t>
       </w:r>
     </w:p>
     <w:p>
@@ -255,14 +247,12 @@
       <w:r>
         <w:rPr>
           <w:rFonts w:ascii="Times New Roman" w:cs="Times New Roman" w:eastAsia="Times New Roman" w:hAnsi="Times New Roman"/>
-          <w:b w:val="false"/>
-          <w:bCs w:val="false"/>
-          <w:i w:val="false"/>
-          <w:iCs w:val="false"/>
-          <w:sz w:val="24"/>
-          <w:szCs w:val="24"/>
-        </w:rPr>
-        <w:t xml:space="preserve">O futebol de transmissão reúne as duas dificuldades que esses trabalhos contornam. A câmera se move continuamente, o que obriga a recalcular a correspondência entre imagem e gramado a cada quadro, e o enquadramento mostra apenas parte dos 22 atletas. Métricas calculadas diretamente no plano da imagem, como a área ocupada por uma equipe medida em pixels, variam com o zoom e o enquadramento, e não com o comportamento das equipes. Uma interface destinada ao público que ignore esse erro corre o risco de apresentar ao espectador, com aparência de precisão, uma informação falsa.</w:t>
+          <w:i w:val="false"/>
+          <w:iCs w:val="false"/>
+          <w:sz w:val="24"/>
+          <w:szCs w:val="24"/>
+        </w:rPr>
+        <w:t xml:space="preserve">Na visualização de dados esportivos, Perin et al. (2018) organizam um campo em expansão. O SoccerStories [Perin et al. 2013] apoia analistas na comunicação de fases do jogo de futebol, sem se sobrepor ao vídeo, enquanto o VisCommentator [Chen et al. 2022] e o iBall [Chen et al. 2023] inserem visualizações diretamente em vídeos de tênis de mesa e de basquete. Esses sistemas operam em quadras pequenas, com poucos atletas e câmera praticamente fixa, e nenhum deles verifica se as visualizações exibidas continuam verdadeiras diante do erro da medição automática.</w:t>
       </w:r>
     </w:p>
     <w:p>
@@ -274,33 +264,12 @@
       <w:r>
         <w:rPr>
           <w:rFonts w:ascii="Times New Roman" w:cs="Times New Roman" w:eastAsia="Times New Roman" w:hAnsi="Times New Roman"/>
-          <w:b w:val="false"/>
-          <w:bCs w:val="false"/>
-          <w:i w:val="false"/>
-          <w:iCs w:val="false"/>
-          <w:sz w:val="24"/>
-          <w:szCs w:val="24"/>
-        </w:rPr>
-        <w:t xml:space="preserve">Este artigo propõe um pipeline que leva o controle de espaço de jogos gravados de transmissão ao espectador leigo, exibindo apenas o que resiste ao erro de medição. As contribuições são três: (i) um método de registro do campo por quadros-chave anotados, propagado pelo movimento da câmera e reancorado entre chaves, que dispensa detectores de linhas treinados e se aplica a jogos gravados; (ii) uma regra de exibição fundamentada numa análise de sensibilidade, que decide quais visualizações podem ser mostradas ao público em função do erro de registro medido; e (iii) uma interface narrativa orientada a estados, avaliada num estudo com usuários contra um mapa tático estático.</w:t>
-      </w:r>
-    </w:p>
-    <w:p>
-      <w:pPr>
-        <w:spacing w:before="120"/>
-        <w:ind w:firstLine="720"/>
-        <w:jc w:val="both"/>
-      </w:pPr>
-      <w:r>
-        <w:rPr>
-          <w:rFonts w:ascii="Times New Roman" w:cs="Times New Roman" w:eastAsia="Times New Roman" w:hAnsi="Times New Roman"/>
-          <w:b w:val="false"/>
-          <w:bCs w:val="false"/>
-          <w:i w:val="false"/>
-          <w:iCs w:val="false"/>
-          <w:sz w:val="24"/>
-          <w:szCs w:val="24"/>
-        </w:rPr>
-        <w:t xml:space="preserve">A Seção 2 descreve a metodologia, com a arquitetura do sistema, o protocolo de medição e o delineamento do estudo com usuários. A Seção 3 apresenta os resultados, a Seção 4 discute as limitações e a Seção 5 apresenta as conclusões.</w:t>
+          <w:i w:val="false"/>
+          <w:iCs w:val="false"/>
+          <w:sz w:val="24"/>
+          <w:szCs w:val="24"/>
+        </w:rPr>
+        <w:t xml:space="preserve">Este artigo propõe levar o controle de espaço de jogos gravados de transmissão ao espectador leigo, exibindo apenas o que resiste ao erro de medição. Para isso, combina um método de registro do campo por quadros-chave, aplicável a jogos gravados sem detectores treinados, uma regra que decide quais visualizações podem ser mostradas ao público em função do erro medido e uma interface narrativa avaliada com espectadores.</w:t>
       </w:r>
     </w:p>
     <w:p>
@@ -315,25 +284,74 @@
           <w:sz w:val="26"/>
           <w:szCs w:val="26"/>
         </w:rPr>
-        <w:t xml:space="preserve">2. Metodologia</w:t>
-      </w:r>
-    </w:p>
-    <w:p>
-      <w:pPr>
-        <w:spacing w:before="120"/>
-        <w:jc w:val="both"/>
-      </w:pPr>
-      <w:r>
-        <w:rPr>
-          <w:rFonts w:ascii="Times New Roman" w:cs="Times New Roman" w:eastAsia="Times New Roman" w:hAnsi="Times New Roman"/>
-          <w:b w:val="false"/>
-          <w:bCs w:val="false"/>
-          <w:i w:val="false"/>
-          <w:iCs w:val="false"/>
-          <w:sz w:val="24"/>
-          <w:szCs w:val="24"/>
-        </w:rPr>
-        <w:t xml:space="preserve">O sistema organiza-se em três módulos desacoplados, que se comunicam por um arquivo estruturado, e em dois procedimentos de avaliação. O módulo de extração converte o vídeo gravado em posições e velocidades em metros, sem desenhar nada; o módulo narrativo decide o que exibir e quando; o módulo de visualização apresenta o resultado ao espectador. A separação permite avaliar cada estágio isoladamente e garante que nenhum número reportado provenha da camada de desenho, que opera em pixels.</w:t>
+        <w:t xml:space="preserve">Concepções das regras do futebol</w:t>
+      </w:r>
+    </w:p>
+    <w:p>
+      <w:pPr>
+        <w:spacing w:before="120"/>
+        <w:jc w:val="both"/>
+      </w:pPr>
+      <w:r>
+        <w:rPr>
+          <w:rFonts w:ascii="Times New Roman" w:cs="Times New Roman" w:eastAsia="Times New Roman" w:hAnsi="Times New Roman"/>
+          <w:i w:val="false"/>
+          <w:iCs w:val="false"/>
+          <w:sz w:val="24"/>
+          <w:szCs w:val="24"/>
+        </w:rPr>
+        <w:t xml:space="preserve">As Regras do Jogo, mantidas pela International Football Association Board, fixam limites para as dimensões do campo: em partidas internacionais, entre 100 e 110 metros de comprimento e entre 64 e 75 metros de largura [IFAB 2026]. As marcações internas, por outro lado, têm medidas fixas: a grande área se estende 16,5 metros a partir da linha de fundo, a pequena área 5,5 metros, a marca do pênalti fica a 11 metros do gol e o círculo central tem 9,15 metros de raio. Este trabalho adota o campo de 105 por 68 metros, comum em estádios de competições internacionais. É essa padronização que torna o problema tratável: as linhas do gramado formam um alvo de calibração de geometria conhecida, filmado por uma câmera que se move.</w:t>
+      </w:r>
+    </w:p>
+    <w:p>
+      <w:pPr>
+        <w:spacing w:before="120"/>
+        <w:ind w:firstLine="720"/>
+        <w:jc w:val="both"/>
+      </w:pPr>
+      <w:r>
+        <w:rPr>
+          <w:rFonts w:ascii="Times New Roman" w:cs="Times New Roman" w:eastAsia="Times New Roman" w:hAnsi="Times New Roman"/>
+          <w:i w:val="false"/>
+          <w:iCs w:val="false"/>
+          <w:sz w:val="24"/>
+          <w:szCs w:val="24"/>
+        </w:rPr>
+        <w:t xml:space="preserve">A posse de bola, por sua vez, não é definida pelas regras e precisa ser operacionalizada. Adota-se a convenção usual da análise de desempenho: uma equipe mantém a posse enquanto a bola circula entre seus jogadores, inclusive durante um passe, e só a perde quando o adversário domina a bola ou quando a bola sai de jogo. No sistema, domínio significa um atleta a menos de 2 metros da bola por alguns quadros consecutivos.</w:t>
+      </w:r>
+    </w:p>
+    <w:p>
+      <w:pPr>
+        <w:spacing w:before="120"/>
+        <w:ind w:firstLine="720"/>
+        <w:jc w:val="both"/>
+      </w:pPr>
+      <w:r>
+        <w:rPr>
+          <w:rFonts w:ascii="Times New Roman" w:cs="Times New Roman" w:eastAsia="Times New Roman" w:hAnsi="Times New Roman"/>
+          <w:i w:val="false"/>
+          <w:iCs w:val="false"/>
+          <w:sz w:val="24"/>
+          <w:szCs w:val="24"/>
+        </w:rPr>
+        <w:t xml:space="preserve">O controle de espaço estende a noção de região dominante de Taki e Hasegawa (2000): cada ponto do campo pertence à equipe cujo atleta chegaria primeiro a ele, considerando não apenas a distância, mas a velocidade e a direção do movimento de cada jogador. É por isso que a análise exige vídeo, e não imagens isoladas: um jogador próximo que corre na direção oposta chega depois de outro mais distante que já se desloca para o ponto. Fernández e Bornn (2018) usam essa formulação para medir como as equipes criam e ocupam espaços fora da posse de bola.</w:t>
+      </w:r>
+    </w:p>
+    <w:p>
+      <w:pPr>
+        <w:spacing w:before="120"/>
+        <w:ind w:firstLine="720"/>
+        <w:jc w:val="both"/>
+      </w:pPr>
+      <w:r>
+        <w:rPr>
+          <w:rFonts w:ascii="Times New Roman" w:cs="Times New Roman" w:eastAsia="Times New Roman" w:hAnsi="Times New Roman"/>
+          <w:i w:val="false"/>
+          <w:iCs w:val="false"/>
+          <w:sz w:val="24"/>
+          <w:szCs w:val="24"/>
+        </w:rPr>
+        <w:t xml:space="preserve">A narrativa da interface, por fim, apoia-se nas fases do jogo usadas pelos analistas. A construção corresponde à posse no próprio campo; o ataque, à posse no campo adversário; a transição, aos instantes que se seguem a uma troca de posse, quando as equipes ainda não se reorganizaram; e a finalização, à chegada perto do gol com espaço livre. Para o sistema, a finalização exige a bola a menos de 20 metros do gol adversário e o defensor mais próximo a mais de 5 metros. Como essas distâncias são medidas com erro, cada limiar tem uma faixa de tolerância: só se deixa a finalização acima de 23 metros ou com um defensor a menos de 3,5 metros, o que evita que a interface alterne de estado a cada quadro quando um jogador está perto do limite.</w:t>
       </w:r>
     </w:p>
     <w:p>
@@ -345,61 +363,26 @@
           <w:rFonts w:ascii="Times New Roman" w:cs="Times New Roman" w:eastAsia="Times New Roman" w:hAnsi="Times New Roman"/>
           <w:b/>
           <w:bCs/>
-          <w:sz w:val="24"/>
-          <w:szCs w:val="24"/>
-        </w:rPr>
-        <w:t xml:space="preserve">2.1. Fonte dos dados</w:t>
-      </w:r>
-    </w:p>
-    <w:p>
-      <w:pPr>
-        <w:spacing w:before="120"/>
-        <w:jc w:val="both"/>
-      </w:pPr>
-      <w:r>
-        <w:rPr>
-          <w:rFonts w:ascii="Times New Roman" w:cs="Times New Roman" w:eastAsia="Times New Roman" w:hAnsi="Times New Roman"/>
-          <w:b w:val="false"/>
-          <w:bCs w:val="false"/>
-          <w:i w:val="false"/>
-          <w:iCs w:val="false"/>
-          <w:sz w:val="24"/>
-          <w:szCs w:val="24"/>
-        </w:rPr>
-        <w:t xml:space="preserve">Trabalha-se exclusivamente com jogos gravados de transmissão televisiva, processados de forma offline. Essa escolha elimina a restrição de tempo real e torna viável a anotação manual de alguns quadros, decisiva para o registro do campo. As medições quantitativas usam o conjunto SoccerNet-GSR [Somers et al. 2024], cujas posições de referência em coordenadas do campo permitem calcular o erro de cada estágio. Os clipes do estudo com usuários provêm de jogos gravados, com gabarito definido a partir dessas referências ou do consenso de avaliadores.</w:t>
-      </w:r>
-    </w:p>
-    <w:p>
-      <w:pPr>
-        <w:spacing w:after="120" w:before="240"/>
-      </w:pPr>
-      <w:r>
-        <w:rPr>
-          <w:rFonts w:ascii="Times New Roman" w:cs="Times New Roman" w:eastAsia="Times New Roman" w:hAnsi="Times New Roman"/>
-          <w:b/>
-          <w:bCs/>
-          <w:sz w:val="24"/>
-          <w:szCs w:val="24"/>
-        </w:rPr>
-        <w:t xml:space="preserve">2.2. Módulo de extração</w:t>
-      </w:r>
-    </w:p>
-    <w:p>
-      <w:pPr>
-        <w:spacing w:before="120"/>
-        <w:jc w:val="both"/>
-      </w:pPr>
-      <w:r>
-        <w:rPr>
-          <w:rFonts w:ascii="Times New Roman" w:cs="Times New Roman" w:eastAsia="Times New Roman" w:hAnsi="Times New Roman"/>
-          <w:b w:val="false"/>
-          <w:bCs w:val="false"/>
-          <w:i w:val="false"/>
-          <w:iCs w:val="false"/>
-          <w:sz w:val="24"/>
-          <w:szCs w:val="24"/>
-        </w:rPr>
-        <w:t xml:space="preserve">O módulo parte da implementação de código aberto de Tryolabs (2022), da qual herda o rastreamento com a biblioteca Norfair e a classificação de equipes por faixas de cor no espaço HSV. A detecção de atletas e da bola usa o modelo YOLOv8 [Jocher et al. 2023]; a bola, objeto pequeno e frequentemente borrado, é tratada também por inferência fatiada [Akyon et al. 2022]. Cada atleta é representado pelo ponto médio da aresta inferior de sua caixa delimitadora, que aproxima o contato dos pés com o gramado.</w:t>
+          <w:sz w:val="26"/>
+          <w:szCs w:val="26"/>
+        </w:rPr>
+        <w:t xml:space="preserve">Metodologia</w:t>
+      </w:r>
+    </w:p>
+    <w:p>
+      <w:pPr>
+        <w:spacing w:before="120"/>
+        <w:jc w:val="both"/>
+      </w:pPr>
+      <w:r>
+        <w:rPr>
+          <w:rFonts w:ascii="Times New Roman" w:cs="Times New Roman" w:eastAsia="Times New Roman" w:hAnsi="Times New Roman"/>
+          <w:i w:val="false"/>
+          <w:iCs w:val="false"/>
+          <w:sz w:val="24"/>
+          <w:szCs w:val="24"/>
+        </w:rPr>
+        <w:t xml:space="preserve">A pesquisa começará por um levantamento exploratório, aplicado por formulário online anônimo a dois públicos: pessoas que trabalham com futebol, como treinadores, analistas e jornalistas, e espectadores sem vínculo com o esporte. O objetivo é caracterizar a dificuldade de compreender as informações táticas nas transmissões, identificar os conceitos que o público mais deseja entender e verificar se a exibição de informações ocasionalmente erradas afetaria a confiança do espectador, premissa central deste trabalho. O levantamento cumpre o papel do estudo formativo realizado no desenvolvimento do iBall [Chen et al. 2023].</w:t>
       </w:r>
     </w:p>
     <w:p>
@@ -411,14 +394,12 @@
       <w:r>
         <w:rPr>
           <w:rFonts w:ascii="Times New Roman" w:cs="Times New Roman" w:eastAsia="Times New Roman" w:hAnsi="Times New Roman"/>
-          <w:b w:val="false"/>
-          <w:bCs w:val="false"/>
-          <w:i w:val="false"/>
-          <w:iCs w:val="false"/>
-          <w:sz w:val="24"/>
-          <w:szCs w:val="24"/>
-        </w:rPr>
-        <w:t xml:space="preserve">A etapa central é o registro do campo. Em alguns quadros-chave, escolhidos a cada 5 a 10 segundos e após cortes de câmera, anotam-se manualmente ao menos quatro marcos de posição conhecida, entre 29 definidos pelas medidas oficiais do campo de 105 por 68 metros: cantos das áreas, interseções do círculo central e do arco da grande área, entre outros. Deles se estima a homografia entre imagem e gramado daquele quadro, pelo algoritmo DLT com normalização de Hartley e rejeição robusta de correspondências espúrias. Entre quadros-chave, a homografia é propagada pelo movimento de câmera estimado quadro a quadro. Como a propagação acumula deriva, cada quadro intermediário combina as estimativas das duas chaves vizinhas, ponderadas pela proximidade; em simulação com deriva aleatória, essa reancoragem reduziu o erro médio de 0,85 m para 0,50 m.</w:t>
+          <w:i w:val="false"/>
+          <w:iCs w:val="false"/>
+          <w:sz w:val="24"/>
+          <w:szCs w:val="24"/>
+        </w:rPr>
+        <w:t xml:space="preserve">O sistema processará exclusivamente jogos gravados de transmissão televisiva, de forma offline, o que dispensa a exigência de tempo real e torna viável a anotação manual de alguns quadros. As medições quantitativas usarão o SoccerNet-GSR [Somers et al. 2024], cujas posições de referência em coordenadas do campo permitem calcular o erro de cada etapa.</w:t>
       </w:r>
     </w:p>
     <w:p>
@@ -430,146 +411,63 @@
       <w:r>
         <w:rPr>
           <w:rFonts w:ascii="Times New Roman" w:cs="Times New Roman" w:eastAsia="Times New Roman" w:hAnsi="Times New Roman"/>
-          <w:b w:val="false"/>
-          <w:bCs w:val="false"/>
-          <w:i w:val="false"/>
-          <w:iCs w:val="false"/>
-          <w:sz w:val="24"/>
-          <w:szCs w:val="24"/>
-        </w:rPr>
-        <w:t xml:space="preserve">As posições projetadas são suavizadas por filtro de Savitzky-Golay antes da derivação, que fornece as velocidades. O módulo grava, para cada quadro, posições e velocidades em metros, a homografia, a posse de bola, o controle de espaço e o estado narrativo num único arquivo JSON, lido pelo módulo de visualização.</w:t>
-      </w:r>
-    </w:p>
-    <w:p>
-      <w:pPr>
-        <w:spacing w:after="120" w:before="240"/>
-      </w:pPr>
-      <w:r>
-        <w:rPr>
-          <w:rFonts w:ascii="Times New Roman" w:cs="Times New Roman" w:eastAsia="Times New Roman" w:hAnsi="Times New Roman"/>
-          <w:b/>
-          <w:bCs/>
-          <w:sz w:val="24"/>
-          <w:szCs w:val="24"/>
-        </w:rPr>
-        <w:t xml:space="preserve">2.3. Posse de bola e controle de espaço</w:t>
-      </w:r>
-    </w:p>
-    <w:p>
-      <w:pPr>
-        <w:spacing w:before="120"/>
-        <w:jc w:val="both"/>
-      </w:pPr>
-      <w:r>
-        <w:rPr>
-          <w:rFonts w:ascii="Times New Roman" w:cs="Times New Roman" w:eastAsia="Times New Roman" w:hAnsi="Times New Roman"/>
-          <w:b w:val="false"/>
-          <w:bCs w:val="false"/>
-          <w:i w:val="false"/>
-          <w:iCs w:val="false"/>
-          <w:sz w:val="24"/>
-          <w:szCs w:val="24"/>
-        </w:rPr>
-        <w:t xml:space="preserve">A posse é decidida por uma máquina de estados com limiar de 2 metros e histerese temporal: a equipe que passa a bola a mantém durante o trânsito, e a troca de posse exige contato do adversário em quadros consecutivos. O controle de espaço é calculado numa grade de 3 metros a partir do tempo até a interceptação de cada atleta, que considera posição, velocidade, aceleração e velocidade máximas e tempo de reação, convertido em probabilidade por uma função softmax, no espírito de Spearman et al. (2017).</w:t>
-      </w:r>
-    </w:p>
-    <w:p>
-      <w:pPr>
-        <w:spacing w:after="120" w:before="240"/>
-      </w:pPr>
-      <w:r>
-        <w:rPr>
-          <w:rFonts w:ascii="Times New Roman" w:cs="Times New Roman" w:eastAsia="Times New Roman" w:hAnsi="Times New Roman"/>
-          <w:b/>
-          <w:bCs/>
-          <w:sz w:val="24"/>
-          <w:szCs w:val="24"/>
-        </w:rPr>
-        <w:t xml:space="preserve">2.4. Regra de exibição</w:t>
-      </w:r>
-    </w:p>
-    <w:p>
-      <w:pPr>
-        <w:spacing w:before="120"/>
-        <w:jc w:val="both"/>
-      </w:pPr>
-      <w:r>
-        <w:rPr>
-          <w:rFonts w:ascii="Times New Roman" w:cs="Times New Roman" w:eastAsia="Times New Roman" w:hAnsi="Times New Roman"/>
-          <w:b w:val="false"/>
-          <w:bCs w:val="false"/>
-          <w:i w:val="false"/>
-          <w:iCs w:val="false"/>
-          <w:sz w:val="24"/>
-          <w:szCs w:val="24"/>
-        </w:rPr>
-        <w:t xml:space="preserve">Para decidir o que pode ser mostrado ao público, mede-se primeiro a sensibilidade de cada métrica ao erro de registro. Numa análise de Monte Carlo, perturbam-se as correspondências usadas no registro com ruído calibrado para produzir erros médios de 0 a 3 metros, e mede-se o desvio relativo induzido em métricas de equipe (largura, área de ocupação, fração do campo controlada) e de jogador (identidade do atleta que domina cada ponto). Uma visualização só é exibida se todas as métricas que a sustentam permanecerem abaixo de 5% de erro relativo no erro de registro efetivamente medido sobre os dados de referência. Resultados preliminares, detalhados na Seção 3, indicam que as métricas de equipe toleram erros de registro muito maiores que as de jogador, o que orienta a interface para visualizações coletivas.</w:t>
-      </w:r>
-    </w:p>
-    <w:p>
-      <w:pPr>
-        <w:spacing w:after="120" w:before="240"/>
-      </w:pPr>
-      <w:r>
-        <w:rPr>
-          <w:rFonts w:ascii="Times New Roman" w:cs="Times New Roman" w:eastAsia="Times New Roman" w:hAnsi="Times New Roman"/>
-          <w:b/>
-          <w:bCs/>
-          <w:sz w:val="24"/>
-          <w:szCs w:val="24"/>
-        </w:rPr>
-        <w:t xml:space="preserve">2.5. Módulo narrativo</w:t>
-      </w:r>
-    </w:p>
-    <w:p>
-      <w:pPr>
-        <w:spacing w:before="120"/>
-        <w:jc w:val="both"/>
-      </w:pPr>
-      <w:r>
-        <w:rPr>
-          <w:rFonts w:ascii="Times New Roman" w:cs="Times New Roman" w:eastAsia="Times New Roman" w:hAnsi="Times New Roman"/>
-          <w:b w:val="false"/>
-          <w:bCs w:val="false"/>
-          <w:i w:val="false"/>
-          <w:iCs w:val="false"/>
-          <w:sz w:val="24"/>
-          <w:szCs w:val="24"/>
-        </w:rPr>
-        <w:t xml:space="preserve">Uma segunda máquina de estados classifica cada instante da jogada em bola parada, disputa, construção, ataque, transição ou finalização. Os gatilhos são grandezas em metros: a finalização, por exemplo, exige a bola a menos de 20 metros do gol adversário e o defensor mais próximo a mais de 5 metros. Como essas distâncias carregam o erro do registro, cada limiar tem uma faixa de histerese, de modo que só se sai da finalização acima de 23 metros ou com um defensor a menos de 3,5 metros, e cada troca de estado exige confirmação por cinco quadros. Em simulação com um defensor oscilando em torno do limiar, um corte único alternaria de estado mais de cem vezes; a máquina com histerese alternou no máximo duas. A cada estado corresponde uma legenda em linguagem comum, como “Azul chega perto do gol com espaço livre para finalizar”.</w:t>
-      </w:r>
-    </w:p>
-    <w:p>
-      <w:pPr>
-        <w:spacing w:after="120" w:before="240"/>
-      </w:pPr>
-      <w:r>
-        <w:rPr>
-          <w:rFonts w:ascii="Times New Roman" w:cs="Times New Roman" w:eastAsia="Times New Roman" w:hAnsi="Times New Roman"/>
-          <w:b/>
-          <w:bCs/>
-          <w:sz w:val="24"/>
-          <w:szCs w:val="24"/>
-        </w:rPr>
-        <w:t xml:space="preserve">2.6. Módulo de visualização</w:t>
-      </w:r>
-    </w:p>
-    <w:p>
-      <w:pPr>
-        <w:spacing w:before="120"/>
-        <w:jc w:val="both"/>
-      </w:pPr>
-      <w:r>
-        <w:rPr>
-          <w:rFonts w:ascii="Times New Roman" w:cs="Times New Roman" w:eastAsia="Times New Roman" w:hAnsi="Times New Roman"/>
-          <w:b w:val="false"/>
-          <w:bCs w:val="false"/>
-          <w:i w:val="false"/>
-          <w:iCs w:val="false"/>
-          <w:sz w:val="24"/>
-          <w:szCs w:val="24"/>
-        </w:rPr>
-        <w:t xml:space="preserve">Um player web lê o arquivo exportado e o sincroniza com o vídeo gravado. As camadas são desenhadas em coordenadas do campo e projetadas sobre a imagem pela homografia de cada quadro, de modo que acompanham o movimento da câmera. São duas as metáforas visuais: as zonas de controle, que colorem o gramado conforme a equipe que chegaria primeiro a cada ponto, e a forma da equipe, contorno que liga os jogadores de linha. Uma vista superior do campo complementa a transmissão. Visualizações bloqueadas pela regra de exibição permanecem ocultas, e a interface explica ao espectador o motivo. A Figura 1 mostra o protótipo com uma jogada sintética.</w:t>
+          <w:i w:val="false"/>
+          <w:iCs w:val="false"/>
+          <w:sz w:val="24"/>
+          <w:szCs w:val="24"/>
+        </w:rPr>
+        <w:t xml:space="preserve">A extração parte da implementação de código aberto de Tryolabs (2022), da qual se herdam o rastreamento, feito com a biblioteca Norfair, e a classificação de equipes por faixas de cor no espaço HSV. A detecção de atletas e da bola usará o modelo YOLOv8 [Jocher et al. 2023], complementado por inferência fatiada para a bola, objeto pequeno e frequentemente borrado [Akyon et al. 2022]. Antes disso, cada vídeo será segmentado em planos de câmera: os cortes serão detectados pela distância de Bhattacharyya entre histogramas de cor de quadros consecutivos, e os planos abertos da câmera principal, os únicos em que as linhas do campo aparecem em número suficiente, serão reconhecidos pela proporção de pixels de gramado. Closes, replays e demais câmeras serão descartados.</w:t>
+      </w:r>
+    </w:p>
+    <w:p>
+      <w:pPr>
+        <w:spacing w:before="120"/>
+        <w:ind w:firstLine="720"/>
+        <w:jc w:val="both"/>
+      </w:pPr>
+      <w:r>
+        <w:rPr>
+          <w:rFonts w:ascii="Times New Roman" w:cs="Times New Roman" w:eastAsia="Times New Roman" w:hAnsi="Times New Roman"/>
+          <w:i w:val="false"/>
+          <w:iCs w:val="false"/>
+          <w:sz w:val="24"/>
+          <w:szCs w:val="24"/>
+        </w:rPr>
+        <w:t xml:space="preserve">Em cada plano aberto, alguns quadros-chave terão marcos do campo anotados manualmente, escolhidos entre 29 pontos de posição conhecida definidos pelas medidas oficiais, como os cantos das áreas e as interseções do círculo central e do arco da grande área. A partir deles, a homografia entre imagem e gramado será estimada pelo algoritmo DLT com normalização de Hartley e rejeição robusta de correspondências espúrias. Entre quadros-chave, a homografia será propagada pelo movimento de câmera estimado quadro a quadro e reancorada nas duas chaves vizinhas, procedimento que, em simulação, reduziu o erro médio de 0,85 para 0,50 metro. Cada atleta será representado pelo ponto médio da base de sua caixa delimitadora, que aproxima o contato dos pés com o gramado, e as posições projetadas serão suavizadas por filtro de Savitzky-Golay para o cálculo das velocidades.</w:t>
+      </w:r>
+    </w:p>
+    <w:p>
+      <w:pPr>
+        <w:spacing w:before="120"/>
+        <w:ind w:firstLine="720"/>
+        <w:jc w:val="both"/>
+      </w:pPr>
+      <w:r>
+        <w:rPr>
+          <w:rFonts w:ascii="Times New Roman" w:cs="Times New Roman" w:eastAsia="Times New Roman" w:hAnsi="Times New Roman"/>
+          <w:i w:val="false"/>
+          <w:iCs w:val="false"/>
+          <w:sz w:val="24"/>
+          <w:szCs w:val="24"/>
+        </w:rPr>
+        <w:t xml:space="preserve">Sobre essas posições serão calculados a posse de bola e o controle de espaço, conforme as concepções apresentadas acima; o controle usará o tempo até a interceptação de cada atleta, convertido em probabilidade no espírito de Spearman et al. (2017), numa grade de 3 metros. Para decidir o que pode ser exibido ao público, uma análise de Monte Carlo perturbará o registro com erros médios de 0 a 3 metros e medirá o desvio induzido em cada métrica; uma visualização só será exibida se todas as métricas que a sustentam permanecerem abaixo de 5% de erro relativo no erro de registro efetivamente medido. Simulações preliminares indicam que métricas coletivas, como o controle de espaço de uma equipe, toleram erros bem maiores que as individuais, como a identidade do atleta que domina cada ponto, o que orienta a interface para visualizações coletivas.</w:t>
+      </w:r>
+    </w:p>
+    <w:p>
+      <w:pPr>
+        <w:spacing w:before="120"/>
+        <w:ind w:firstLine="720"/>
+        <w:jc w:val="both"/>
+      </w:pPr>
+      <w:r>
+        <w:rPr>
+          <w:rFonts w:ascii="Times New Roman" w:cs="Times New Roman" w:eastAsia="Times New Roman" w:hAnsi="Times New Roman"/>
+          <w:i w:val="false"/>
+          <w:iCs w:val="false"/>
+          <w:sz w:val="24"/>
+          <w:szCs w:val="24"/>
+        </w:rPr>
+        <w:t xml:space="preserve">A interface será um player web que sincroniza essas informações com o vídeo gravado. Uma máquina de estados classificará cada instante segundo as fases do jogo e exibirá uma legenda em linguagem comum, enquanto as zonas de controle e a forma das equipes são projetadas sobre a imagem pela homografia de cada quadro, acompanhando o movimento da câmera. Visualizações bloqueadas pela regra de exibição permanecerão ocultas, com a explicação do motivo ao espectador. A Figura 1 mostra o protótipo com uma jogada sintética.</w:t>
       </w:r>
     </w:p>
     <w:p>
@@ -637,39 +535,6 @@
     </w:p>
     <w:p>
       <w:pPr>
-        <w:spacing w:after="120" w:before="240"/>
-      </w:pPr>
-      <w:r>
-        <w:rPr>
-          <w:rFonts w:ascii="Times New Roman" w:cs="Times New Roman" w:eastAsia="Times New Roman" w:hAnsi="Times New Roman"/>
-          <w:b/>
-          <w:bCs/>
-          <w:sz w:val="24"/>
-          <w:szCs w:val="24"/>
-        </w:rPr>
-        <w:t xml:space="preserve">2.7. Avaliação com usuários</w:t>
-      </w:r>
-    </w:p>
-    <w:p>
-      <w:pPr>
-        <w:spacing w:before="120"/>
-        <w:jc w:val="both"/>
-      </w:pPr>
-      <w:r>
-        <w:rPr>
-          <w:rFonts w:ascii="Times New Roman" w:cs="Times New Roman" w:eastAsia="Times New Roman" w:hAnsi="Times New Roman"/>
-          <w:b w:val="false"/>
-          <w:bCs w:val="false"/>
-          <w:i w:val="false"/>
-          <w:iCs w:val="false"/>
-          <w:sz w:val="24"/>
-          <w:szCs w:val="24"/>
-        </w:rPr>
-        <w:t xml:space="preserve">O estudo segue delineamento intrassujeitos com duas condições: vídeo acompanhado de um mapa tático estático, recurso usual das transmissões, e vídeo no player com sobreposição dinâmica. Doze clipes de jogos gravados são divididos em dois conjuntos equivalentes, e quatro grupos contrabalançam a ordem das condições e a atribuição dos conjuntos. Após cada clipe, o participante responde a três perguntas de compreensão sobre a jogada, com gabarito definido antes da coleta e formuladas de modo que não possam ser respondidas pela leitura de um número exibido na tela; após cada bloco, a carga de trabalho percebida é medida pelo NASA-TLX sem pesos [Hart e Staveland 1988].</w:t>
-      </w:r>
-    </w:p>
-    <w:p>
-      <w:pPr>
         <w:spacing w:before="120"/>
         <w:ind w:firstLine="720"/>
         <w:jc w:val="both"/>
@@ -677,47 +542,12 @@
       <w:r>
         <w:rPr>
           <w:rFonts w:ascii="Times New Roman" w:cs="Times New Roman" w:eastAsia="Times New Roman" w:hAnsi="Times New Roman"/>
-          <w:b w:val="false"/>
-          <w:bCs w:val="false"/>
-          <w:i w:val="false"/>
-          <w:iCs w:val="false"/>
-          <w:sz w:val="24"/>
-          <w:szCs w:val="24"/>
-        </w:rPr>
-        <w:t xml:space="preserve">Participam 24 espectadores leigos, selecionados por autoavaliação de conhecimento tático. Uma simulação de poder indica que esse número, com 18 perguntas por condição, detecta um ganho de 12 pontos percentuais de acurácia com poder de 0,83; com apenas 9 perguntas por condição, o poder cairia para 0,50. As comparações entre condições usam o teste de postos sinalizados de Wilcoxon com correção de Holm sobre as três hipóteses (acurácia, tempo de resposta e carga de trabalho), e o tamanho de efeito é dado pela correlação rank-biserial pareada.</w:t>
-      </w:r>
-    </w:p>
-    <w:p>
-      <w:pPr>
-        <w:spacing w:after="120" w:before="240"/>
-      </w:pPr>
-      <w:r>
-        <w:rPr>
-          <w:rFonts w:ascii="Times New Roman" w:cs="Times New Roman" w:eastAsia="Times New Roman" w:hAnsi="Times New Roman"/>
-          <w:b/>
-          <w:bCs/>
-          <w:sz w:val="24"/>
-          <w:szCs w:val="24"/>
-        </w:rPr>
-        <w:t xml:space="preserve">2.8. Protocolo experimental</w:t>
-      </w:r>
-    </w:p>
-    <w:p>
-      <w:pPr>
-        <w:spacing w:before="120"/>
-        <w:jc w:val="both"/>
-      </w:pPr>
-      <w:r>
-        <w:rPr>
-          <w:rFonts w:ascii="Times New Roman" w:cs="Times New Roman" w:eastAsia="Times New Roman" w:hAnsi="Times New Roman"/>
-          <w:b w:val="false"/>
-          <w:bCs w:val="false"/>
-          <w:i w:val="false"/>
-          <w:iCs w:val="false"/>
-          <w:sz w:val="24"/>
-          <w:szCs w:val="24"/>
-        </w:rPr>
-        <w:t xml:space="preserve">A avaliação completa está organizada em seis experimentos, descritos na Tabela 1. Os experimentos E1 a E4 medem o erro de cada estágio sobre dados de referência; o E5 converte esse erro numa decisão de design; e o E6 verifica se a interface resultante melhora a compreensão do espectador.</w:t>
+          <w:i w:val="false"/>
+          <w:iCs w:val="false"/>
+          <w:sz w:val="24"/>
+          <w:szCs w:val="24"/>
+        </w:rPr>
+        <w:t xml:space="preserve">A interface será avaliada num estudo intrassujeitos contra um mapa tático estático, recurso usual das transmissões. Vinte e quatro espectadores leigos assistirão a doze clipes, divididos entre as duas condições com contrabalanceamento da ordem, e responderão a perguntas de compreensão sobre as jogadas, com gabarito definido antes da coleta; a carga de trabalho percebida será medida pelo NASA-TLX [Hart e Staveland 1988]. As condições serão comparadas pelo teste de postos sinalizados de Wilcoxon com correção de Holm. Uma simulação de poder indica que, com 18 perguntas por condição, esse número de participantes detecta um ganho de 12 pontos percentuais de acurácia com probabilidade de 0,83. A Tabela 1 resume as medições previstas.</w:t>
       </w:r>
     </w:p>
     <w:p>
@@ -733,7 +563,7 @@
           <w:sz w:val="20"/>
           <w:szCs w:val="20"/>
         </w:rPr>
-        <w:t xml:space="preserve">Tabela 1. Protocolo experimental: objeto de cada experimento e métricas de avaliação</w:t>
+        <w:t xml:space="preserve">Tabela 1. Medições previstas em cada etapa da pesquisa</w:t>
       </w:r>
     </w:p>
     <w:tbl>
@@ -749,9 +579,8 @@
         </w:tblBorders>
       </w:tblPr>
       <w:tblGrid>
-        <w:gridCol w:w="900"/>
-        <w:gridCol w:w="3500"/>
-        <w:gridCol w:w="4104"/>
+        <w:gridCol w:w="2900"/>
+        <w:gridCol w:w="5604"/>
       </w:tblGrid>
       <w:tr>
         <w:trPr>
@@ -759,7 +588,7 @@
         </w:trPr>
         <w:tc>
           <w:tcPr>
-            <w:tcW w:type="dxa" w:w="900"/>
+            <w:tcW w:type="dxa" w:w="2900"/>
             <w:shd w:fill="F2F2F2" w:val="clear"/>
             <w:tcMar>
               <w:top w:type="dxa" w:w="60"/>
@@ -780,13 +609,13 @@
                 <w:sz w:val="20"/>
                 <w:szCs w:val="20"/>
               </w:rPr>
-              <w:t xml:space="preserve">Exp.</w:t>
+              <w:t xml:space="preserve">Etapa</w:t>
             </w:r>
           </w:p>
         </w:tc>
         <w:tc>
           <w:tcPr>
-            <w:tcW w:type="dxa" w:w="3500"/>
+            <w:tcW w:type="dxa" w:w="5604"/>
             <w:shd w:fill="F2F2F2" w:val="clear"/>
             <w:tcMar>
               <w:top w:type="dxa" w:w="60"/>
@@ -807,34 +636,7 @@
                 <w:sz w:val="20"/>
                 <w:szCs w:val="20"/>
               </w:rPr>
-              <w:t xml:space="preserve">Objeto</w:t>
-            </w:r>
-          </w:p>
-        </w:tc>
-        <w:tc>
-          <w:tcPr>
-            <w:tcW w:type="dxa" w:w="4104"/>
-            <w:shd w:fill="F2F2F2" w:val="clear"/>
-            <w:tcMar>
-              <w:top w:type="dxa" w:w="60"/>
-              <w:left w:type="dxa" w:w="100"/>
-              <w:bottom w:type="dxa" w:w="60"/>
-              <w:right w:type="dxa" w:w="100"/>
-            </w:tcMar>
-          </w:tcPr>
-          <w:p>
-            <w:pPr>
-              <w:spacing w:after="40" w:before="40"/>
-            </w:pPr>
-            <w:r>
-              <w:rPr>
-                <w:rFonts w:ascii="Times New Roman" w:cs="Times New Roman" w:eastAsia="Times New Roman" w:hAnsi="Times New Roman"/>
-                <w:b/>
-                <w:bCs/>
-                <w:sz w:val="20"/>
-                <w:szCs w:val="20"/>
-              </w:rPr>
-              <w:t xml:space="preserve">Métrica de avaliação</w:t>
+              <w:t xml:space="preserve">Medição</w:t>
             </w:r>
           </w:p>
         </w:tc>
@@ -845,7 +647,7 @@
         </w:trPr>
         <w:tc>
           <w:tcPr>
-            <w:tcW w:type="dxa" w:w="900"/>
+            <w:tcW w:type="dxa" w:w="2900"/>
             <w:tcMar>
               <w:top w:type="dxa" w:w="60"/>
               <w:left w:type="dxa" w:w="100"/>
@@ -865,13 +667,13 @@
                 <w:sz w:val="20"/>
                 <w:szCs w:val="20"/>
               </w:rPr>
-              <w:t xml:space="preserve">E1</w:t>
+              <w:t xml:space="preserve">Levantamento exploratório</w:t>
             </w:r>
           </w:p>
         </w:tc>
         <w:tc>
           <w:tcPr>
-            <w:tcW w:type="dxa" w:w="3500"/>
+            <w:tcW w:type="dxa" w:w="5604"/>
             <w:tcMar>
               <w:top w:type="dxa" w:w="60"/>
               <w:left w:type="dxa" w:w="100"/>
@@ -891,13 +693,18 @@
                 <w:sz w:val="20"/>
                 <w:szCs w:val="20"/>
               </w:rPr>
-              <w:t xml:space="preserve">Detecção: pesos pré-treinados, ajuste fino, inferência fatiada e filtro de Kalman</w:t>
+              <w:t xml:space="preserve">Dificuldades relatadas e conceitos desejados, por perfil de respondente</w:t>
             </w:r>
           </w:p>
         </w:tc>
+      </w:tr>
+      <w:tr>
+        <w:trPr>
+          <w:tblHeader w:val="false"/>
+        </w:trPr>
         <w:tc>
           <w:tcPr>
-            <w:tcW w:type="dxa" w:w="4104"/>
+            <w:tcW w:type="dxa" w:w="2900"/>
             <w:tcMar>
               <w:top w:type="dxa" w:w="60"/>
               <w:left w:type="dxa" w:w="100"/>
@@ -917,18 +724,13 @@
                 <w:sz w:val="20"/>
                 <w:szCs w:val="20"/>
               </w:rPr>
-              <w:t xml:space="preserve">mAP@0,5; revocação em objetos menores que 20 px</w:t>
+              <w:t xml:space="preserve">Segmentação em planos</w:t>
             </w:r>
           </w:p>
         </w:tc>
-      </w:tr>
-      <w:tr>
-        <w:trPr>
-          <w:tblHeader w:val="false"/>
-        </w:trPr>
         <w:tc>
           <w:tcPr>
-            <w:tcW w:type="dxa" w:w="900"/>
+            <w:tcW w:type="dxa" w:w="5604"/>
             <w:tcMar>
               <w:top w:type="dxa" w:w="60"/>
               <w:left w:type="dxa" w:w="100"/>
@@ -948,13 +750,18 @@
                 <w:sz w:val="20"/>
                 <w:szCs w:val="20"/>
               </w:rPr>
-              <w:t xml:space="preserve">E2</w:t>
+              <w:t xml:space="preserve">Precisão e revocação dos cortes detectados, frente a marcação manual</w:t>
             </w:r>
           </w:p>
         </w:tc>
+      </w:tr>
+      <w:tr>
+        <w:trPr>
+          <w:tblHeader w:val="false"/>
+        </w:trPr>
         <w:tc>
           <w:tcPr>
-            <w:tcW w:type="dxa" w:w="3500"/>
+            <w:tcW w:type="dxa" w:w="2900"/>
             <w:tcMar>
               <w:top w:type="dxa" w:w="60"/>
               <w:left w:type="dxa" w:w="100"/>
@@ -974,13 +781,13 @@
                 <w:sz w:val="20"/>
                 <w:szCs w:val="20"/>
               </w:rPr>
-              <w:t xml:space="preserve">Registro por quadros-chave, com e sem reancoragem</w:t>
+              <w:t xml:space="preserve">Detecção</w:t>
             </w:r>
           </w:p>
         </w:tc>
         <w:tc>
           <w:tcPr>
-            <w:tcW w:type="dxa" w:w="4104"/>
+            <w:tcW w:type="dxa" w:w="5604"/>
             <w:tcMar>
               <w:top w:type="dxa" w:w="60"/>
               <w:left w:type="dxa" w:w="100"/>
@@ -1000,7 +807,7 @@
                 <w:sz w:val="20"/>
                 <w:szCs w:val="20"/>
               </w:rPr>
-              <w:t xml:space="preserve">Erro de reprojeção em metros por região do campo; deriva entre chaves</w:t>
+              <w:t xml:space="preserve">mAP@0,5; revocação em objetos menores que 20 pixels</w:t>
             </w:r>
           </w:p>
         </w:tc>
@@ -1011,7 +818,7 @@
         </w:trPr>
         <w:tc>
           <w:tcPr>
-            <w:tcW w:type="dxa" w:w="900"/>
+            <w:tcW w:type="dxa" w:w="2900"/>
             <w:tcMar>
               <w:top w:type="dxa" w:w="60"/>
               <w:left w:type="dxa" w:w="100"/>
@@ -1031,13 +838,13 @@
                 <w:sz w:val="20"/>
                 <w:szCs w:val="20"/>
               </w:rPr>
-              <w:t xml:space="preserve">E3</w:t>
+              <w:t xml:space="preserve">Registro do campo</w:t>
             </w:r>
           </w:p>
         </w:tc>
         <w:tc>
           <w:tcPr>
-            <w:tcW w:type="dxa" w:w="3500"/>
+            <w:tcW w:type="dxa" w:w="5604"/>
             <w:tcMar>
               <w:top w:type="dxa" w:w="60"/>
               <w:left w:type="dxa" w:w="100"/>
@@ -1057,13 +864,44 @@
                 <w:sz w:val="20"/>
                 <w:szCs w:val="20"/>
               </w:rPr>
-              <w:t xml:space="preserve">Velocidade estimada e de referência</w:t>
+              <w:t xml:space="preserve">Erro de reprojeção em metros; deriva entre quadros-chave</w:t>
+            </w:r>
+          </w:p>
+        </w:tc>
+      </w:tr>
+      <w:tr>
+        <w:trPr>
+          <w:tblHeader w:val="false"/>
+        </w:trPr>
+        <w:tc>
+          <w:tcPr>
+            <w:tcW w:type="dxa" w:w="2900"/>
+            <w:tcMar>
+              <w:top w:type="dxa" w:w="60"/>
+              <w:left w:type="dxa" w:w="100"/>
+              <w:bottom w:type="dxa" w:w="60"/>
+              <w:right w:type="dxa" w:w="100"/>
+            </w:tcMar>
+          </w:tcPr>
+          <w:p>
+            <w:pPr>
+              <w:spacing w:after="40" w:before="40"/>
+            </w:pPr>
+            <w:r>
+              <w:rPr>
+                <w:rFonts w:ascii="Times New Roman" w:cs="Times New Roman" w:eastAsia="Times New Roman" w:hAnsi="Times New Roman"/>
+                <w:b w:val="false"/>
+                <w:bCs w:val="false"/>
+                <w:sz w:val="20"/>
+                <w:szCs w:val="20"/>
+              </w:rPr>
+              <w:t xml:space="preserve">Velocidade</w:t>
             </w:r>
           </w:p>
         </w:tc>
         <w:tc>
           <w:tcPr>
-            <w:tcW w:type="dxa" w:w="4104"/>
+            <w:tcW w:type="dxa" w:w="5604"/>
             <w:tcMar>
               <w:top w:type="dxa" w:w="60"/>
               <w:left w:type="dxa" w:w="100"/>
@@ -1094,7 +932,7 @@
         </w:trPr>
         <w:tc>
           <w:tcPr>
-            <w:tcW w:type="dxa" w:w="900"/>
+            <w:tcW w:type="dxa" w:w="2900"/>
             <w:tcMar>
               <w:top w:type="dxa" w:w="60"/>
               <w:left w:type="dxa" w:w="100"/>
@@ -1114,39 +952,13 @@
                 <w:sz w:val="20"/>
                 <w:szCs w:val="20"/>
               </w:rPr>
-              <w:t xml:space="preserve">E4</w:t>
+              <w:t xml:space="preserve">Controle de espaço</w:t>
             </w:r>
           </w:p>
         </w:tc>
         <w:tc>
           <w:tcPr>
-            <w:tcW w:type="dxa" w:w="3500"/>
-            <w:tcMar>
-              <w:top w:type="dxa" w:w="60"/>
-              <w:left w:type="dxa" w:w="100"/>
-              <w:bottom w:type="dxa" w:w="60"/>
-              <w:right w:type="dxa" w:w="100"/>
-            </w:tcMar>
-          </w:tcPr>
-          <w:p>
-            <w:pPr>
-              <w:spacing w:after="40" w:before="40"/>
-            </w:pPr>
-            <w:r>
-              <w:rPr>
-                <w:rFonts w:ascii="Times New Roman" w:cs="Times New Roman" w:eastAsia="Times New Roman" w:hAnsi="Times New Roman"/>
-                <w:b w:val="false"/>
-                <w:bCs w:val="false"/>
-                <w:sz w:val="20"/>
-                <w:szCs w:val="20"/>
-              </w:rPr>
-              <w:t xml:space="preserve">Controle de espaço com entrada estimada e de referência</w:t>
-            </w:r>
-          </w:p>
-        </w:tc>
-        <w:tc>
-          <w:tcPr>
-            <w:tcW w:type="dxa" w:w="4104"/>
+            <w:tcW w:type="dxa" w:w="5604"/>
             <w:tcMar>
               <w:top w:type="dxa" w:w="60"/>
               <w:left w:type="dxa" w:w="100"/>
@@ -1177,7 +989,7 @@
         </w:trPr>
         <w:tc>
           <w:tcPr>
-            <w:tcW w:type="dxa" w:w="900"/>
+            <w:tcW w:type="dxa" w:w="2900"/>
             <w:tcMar>
               <w:top w:type="dxa" w:w="60"/>
               <w:left w:type="dxa" w:w="100"/>
@@ -1197,39 +1009,13 @@
                 <w:sz w:val="20"/>
                 <w:szCs w:val="20"/>
               </w:rPr>
-              <w:t xml:space="preserve">E5</w:t>
+              <w:t xml:space="preserve">Sensibilidade ao erro</w:t>
             </w:r>
           </w:p>
         </w:tc>
         <w:tc>
           <w:tcPr>
-            <w:tcW w:type="dxa" w:w="3500"/>
-            <w:tcMar>
-              <w:top w:type="dxa" w:w="60"/>
-              <w:left w:type="dxa" w:w="100"/>
-              <w:bottom w:type="dxa" w:w="60"/>
-              <w:right w:type="dxa" w:w="100"/>
-            </w:tcMar>
-          </w:tcPr>
-          <w:p>
-            <w:pPr>
-              <w:spacing w:after="40" w:before="40"/>
-            </w:pPr>
-            <w:r>
-              <w:rPr>
-                <w:rFonts w:ascii="Times New Roman" w:cs="Times New Roman" w:eastAsia="Times New Roman" w:hAnsi="Times New Roman"/>
-                <w:b w:val="false"/>
-                <w:bCs w:val="false"/>
-                <w:sz w:val="20"/>
-                <w:szCs w:val="20"/>
-              </w:rPr>
-              <w:t xml:space="preserve">Sensibilidade ao erro de registro, por Monte Carlo</w:t>
-            </w:r>
-          </w:p>
-        </w:tc>
-        <w:tc>
-          <w:tcPr>
-            <w:tcW w:type="dxa" w:w="4104"/>
+            <w:tcW w:type="dxa" w:w="5604"/>
             <w:tcMar>
               <w:top w:type="dxa" w:w="60"/>
               <w:left w:type="dxa" w:w="100"/>
@@ -1260,7 +1046,7 @@
         </w:trPr>
         <w:tc>
           <w:tcPr>
-            <w:tcW w:type="dxa" w:w="900"/>
+            <w:tcW w:type="dxa" w:w="2900"/>
             <w:tcMar>
               <w:top w:type="dxa" w:w="60"/>
               <w:left w:type="dxa" w:w="100"/>
@@ -1280,13 +1066,13 @@
                 <w:sz w:val="20"/>
                 <w:szCs w:val="20"/>
               </w:rPr>
-              <w:t xml:space="preserve">E6</w:t>
+              <w:t xml:space="preserve">Estudo com usuários</w:t>
             </w:r>
           </w:p>
         </w:tc>
         <w:tc>
           <w:tcPr>
-            <w:tcW w:type="dxa" w:w="3500"/>
+            <w:tcW w:type="dxa" w:w="5604"/>
             <w:tcMar>
               <w:top w:type="dxa" w:w="60"/>
               <w:left w:type="dxa" w:w="100"/>
@@ -1306,33 +1092,7 @@
                 <w:sz w:val="20"/>
                 <w:szCs w:val="20"/>
               </w:rPr>
-              <w:t xml:space="preserve">Estudo com usuários: mapa estático e sobreposição dinâmica</w:t>
-            </w:r>
-          </w:p>
-        </w:tc>
-        <w:tc>
-          <w:tcPr>
-            <w:tcW w:type="dxa" w:w="4104"/>
-            <w:tcMar>
-              <w:top w:type="dxa" w:w="60"/>
-              <w:left w:type="dxa" w:w="100"/>
-              <w:bottom w:type="dxa" w:w="60"/>
-              <w:right w:type="dxa" w:w="100"/>
-            </w:tcMar>
-          </w:tcPr>
-          <w:p>
-            <w:pPr>
-              <w:spacing w:after="40" w:before="40"/>
-            </w:pPr>
-            <w:r>
-              <w:rPr>
-                <w:rFonts w:ascii="Times New Roman" w:cs="Times New Roman" w:eastAsia="Times New Roman" w:hAnsi="Times New Roman"/>
-                <w:b w:val="false"/>
-                <w:bCs w:val="false"/>
-                <w:sz w:val="20"/>
-                <w:szCs w:val="20"/>
-              </w:rPr>
-              <w:t xml:space="preserve">Acurácia, tempo de resposta e carga de trabalho (RTLX)</w:t>
+              <w:t xml:space="preserve">Acurácia, tempo de resposta e carga de trabalho (NASA-TLX)</w:t>
             </w:r>
           </w:p>
         </w:tc>
@@ -1340,24 +1100,6 @@
     </w:tbl>
     <w:p>
       <w:pPr>
-        <w:spacing w:before="120"/>
-        <w:jc w:val="both"/>
-      </w:pPr>
-      <w:r>
-        <w:rPr>
-          <w:rFonts w:ascii="Times New Roman" w:cs="Times New Roman" w:eastAsia="Times New Roman" w:hAnsi="Times New Roman"/>
-          <w:b w:val="false"/>
-          <w:bCs w:val="false"/>
-          <w:i w:val="false"/>
-          <w:iCs w:val="false"/>
-          <w:sz w:val="24"/>
-          <w:szCs w:val="24"/>
-        </w:rPr>
-        <w:t xml:space="preserve">O encadeamento permite que um resultado desfavorável em qualquer etapa seja localizado e explicado, em vez de se diluir no desempenho final: se o estudo com usuários não mostrar ganho, os experimentos anteriores indicam se a causa está na percepção, na regra de exibição ou no desenho da interface.</w:t>
-      </w:r>
-    </w:p>
-    <w:p>
-      <w:pPr>
         <w:spacing w:after="120" w:before="240"/>
       </w:pPr>
       <w:r>
@@ -1380,8 +1122,6 @@
       <w:r>
         <w:rPr>
           <w:rFonts w:ascii="Times New Roman" w:cs="Times New Roman" w:eastAsia="Times New Roman" w:hAnsi="Times New Roman"/>
-          <w:b w:val="false"/>
-          <w:bCs w:val="false"/>
           <w:i w:val="false"/>
           <w:iCs w:val="false"/>
           <w:sz w:val="24"/>
@@ -1399,8 +1139,23 @@
       <w:r>
         <w:rPr>
           <w:rFonts w:ascii="Times New Roman" w:cs="Times New Roman" w:eastAsia="Times New Roman" w:hAnsi="Times New Roman"/>
-          <w:b w:val="false"/>
-          <w:bCs w:val="false"/>
+          <w:i w:val="false"/>
+          <w:iCs w:val="false"/>
+          <w:sz w:val="24"/>
+          <w:szCs w:val="24"/>
+        </w:rPr>
+        <w:t xml:space="preserve">Bialkowski, A., Lucey, P., Carr, P., Yue, Y., Sridharan, S. and Matthews, I. (2014) “Large-Scale Analysis of Soccer Matches Using Spatiotemporal Tracking Data”, In: IEEE International Conference on Data Mining (ICDM), p. 725-730.</w:t>
+      </w:r>
+    </w:p>
+    <w:p>
+      <w:pPr>
+        <w:spacing w:before="120"/>
+        <w:ind w:left="283" w:hanging="283"/>
+        <w:jc w:val="both"/>
+      </w:pPr>
+      <w:r>
+        <w:rPr>
+          <w:rFonts w:ascii="Times New Roman" w:cs="Times New Roman" w:eastAsia="Times New Roman" w:hAnsi="Times New Roman"/>
           <w:i w:val="false"/>
           <w:iCs w:val="false"/>
           <w:sz w:val="24"/>
@@ -1418,8 +1173,6 @@
       <w:r>
         <w:rPr>
           <w:rFonts w:ascii="Times New Roman" w:cs="Times New Roman" w:eastAsia="Times New Roman" w:hAnsi="Times New Roman"/>
-          <w:b w:val="false"/>
-          <w:bCs w:val="false"/>
           <w:i w:val="false"/>
           <w:iCs w:val="false"/>
           <w:sz w:val="24"/>
@@ -1437,8 +1190,23 @@
       <w:r>
         <w:rPr>
           <w:rFonts w:ascii="Times New Roman" w:cs="Times New Roman" w:eastAsia="Times New Roman" w:hAnsi="Times New Roman"/>
-          <w:b w:val="false"/>
-          <w:bCs w:val="false"/>
+          <w:i w:val="false"/>
+          <w:iCs w:val="false"/>
+          <w:sz w:val="24"/>
+          <w:szCs w:val="24"/>
+        </w:rPr>
+        <w:t xml:space="preserve">Deliège, A., Cioppa, A., Giancola, S., Seikavandi, M. J., Dueholm, J. V., Nasrollahi, K., Ghanem, B., Moeslund, T. B. and Van Droogenbroeck, M. (2021) “SoccerNet-v2: A Dataset and Benchmarks for Holistic Understanding of Broadcast Soccer Videos”, In: IEEE/CVF Conference on Computer Vision and Pattern Recognition Workshops (CVPRW).</w:t>
+      </w:r>
+    </w:p>
+    <w:p>
+      <w:pPr>
+        <w:spacing w:before="120"/>
+        <w:ind w:left="283" w:hanging="283"/>
+        <w:jc w:val="both"/>
+      </w:pPr>
+      <w:r>
+        <w:rPr>
+          <w:rFonts w:ascii="Times New Roman" w:cs="Times New Roman" w:eastAsia="Times New Roman" w:hAnsi="Times New Roman"/>
           <w:i w:val="false"/>
           <w:iCs w:val="false"/>
           <w:sz w:val="24"/>
@@ -1456,8 +1224,23 @@
       <w:r>
         <w:rPr>
           <w:rFonts w:ascii="Times New Roman" w:cs="Times New Roman" w:eastAsia="Times New Roman" w:hAnsi="Times New Roman"/>
-          <w:b w:val="false"/>
-          <w:bCs w:val="false"/>
+          <w:i w:val="false"/>
+          <w:iCs w:val="false"/>
+          <w:sz w:val="24"/>
+          <w:szCs w:val="24"/>
+        </w:rPr>
+        <w:t xml:space="preserve">Fernández, J., Bornn, L. and Cervone, D. (2021) “A Framework for the Fine-Grained Evaluation of the Instantaneous Expected Value of Soccer Possessions”, Machine Learning, 110(6), p. 1389-1427.</w:t>
+      </w:r>
+    </w:p>
+    <w:p>
+      <w:pPr>
+        <w:spacing w:before="120"/>
+        <w:ind w:left="283" w:hanging="283"/>
+        <w:jc w:val="both"/>
+      </w:pPr>
+      <w:r>
+        <w:rPr>
+          <w:rFonts w:ascii="Times New Roman" w:cs="Times New Roman" w:eastAsia="Times New Roman" w:hAnsi="Times New Roman"/>
           <w:i w:val="false"/>
           <w:iCs w:val="false"/>
           <w:sz w:val="24"/>
@@ -1475,8 +1258,23 @@
       <w:r>
         <w:rPr>
           <w:rFonts w:ascii="Times New Roman" w:cs="Times New Roman" w:eastAsia="Times New Roman" w:hAnsi="Times New Roman"/>
-          <w:b w:val="false"/>
-          <w:bCs w:val="false"/>
+          <w:i w:val="false"/>
+          <w:iCs w:val="false"/>
+          <w:sz w:val="24"/>
+          <w:szCs w:val="24"/>
+        </w:rPr>
+        <w:t xml:space="preserve">IFAB (2026) “Laws of the Game, Law 1: The Field of Play”, The International Football Association Board, https://www.theifab.com/laws/latest/the-field-of-play/, acesso em setembro de 2026.</w:t>
+      </w:r>
+    </w:p>
+    <w:p>
+      <w:pPr>
+        <w:spacing w:before="120"/>
+        <w:ind w:left="283" w:hanging="283"/>
+        <w:jc w:val="both"/>
+      </w:pPr>
+      <w:r>
+        <w:rPr>
+          <w:rFonts w:ascii="Times New Roman" w:cs="Times New Roman" w:eastAsia="Times New Roman" w:hAnsi="Times New Roman"/>
           <w:i w:val="false"/>
           <w:iCs w:val="false"/>
           <w:sz w:val="24"/>
@@ -1494,8 +1292,6 @@
       <w:r>
         <w:rPr>
           <w:rFonts w:ascii="Times New Roman" w:cs="Times New Roman" w:eastAsia="Times New Roman" w:hAnsi="Times New Roman"/>
-          <w:b w:val="false"/>
-          <w:bCs w:val="false"/>
           <w:i w:val="false"/>
           <w:iCs w:val="false"/>
           <w:sz w:val="24"/>
@@ -1513,8 +1309,6 @@
       <w:r>
         <w:rPr>
           <w:rFonts w:ascii="Times New Roman" w:cs="Times New Roman" w:eastAsia="Times New Roman" w:hAnsi="Times New Roman"/>
-          <w:b w:val="false"/>
-          <w:bCs w:val="false"/>
           <w:i w:val="false"/>
           <w:iCs w:val="false"/>
           <w:sz w:val="24"/>
@@ -1532,8 +1326,6 @@
       <w:r>
         <w:rPr>
           <w:rFonts w:ascii="Times New Roman" w:cs="Times New Roman" w:eastAsia="Times New Roman" w:hAnsi="Times New Roman"/>
-          <w:b w:val="false"/>
-          <w:bCs w:val="false"/>
           <w:i w:val="false"/>
           <w:iCs w:val="false"/>
           <w:sz w:val="24"/>
@@ -1551,8 +1343,6 @@
       <w:r>
         <w:rPr>
           <w:rFonts w:ascii="Times New Roman" w:cs="Times New Roman" w:eastAsia="Times New Roman" w:hAnsi="Times New Roman"/>
-          <w:b w:val="false"/>
-          <w:bCs w:val="false"/>
           <w:i w:val="false"/>
           <w:iCs w:val="false"/>
           <w:sz w:val="24"/>
@@ -1570,8 +1360,6 @@
       <w:r>
         <w:rPr>
           <w:rFonts w:ascii="Times New Roman" w:cs="Times New Roman" w:eastAsia="Times New Roman" w:hAnsi="Times New Roman"/>
-          <w:b w:val="false"/>
-          <w:bCs w:val="false"/>
           <w:i w:val="false"/>
           <w:iCs w:val="false"/>
           <w:sz w:val="24"/>
@@ -1589,8 +1377,6 @@
       <w:r>
         <w:rPr>
           <w:rFonts w:ascii="Times New Roman" w:cs="Times New Roman" w:eastAsia="Times New Roman" w:hAnsi="Times New Roman"/>
-          <w:b w:val="false"/>
-          <w:bCs w:val="false"/>
           <w:i w:val="false"/>
           <w:iCs w:val="false"/>
           <w:sz w:val="24"/>
@@ -1608,8 +1394,6 @@
       <w:r>
         <w:rPr>
           <w:rFonts w:ascii="Times New Roman" w:cs="Times New Roman" w:eastAsia="Times New Roman" w:hAnsi="Times New Roman"/>
-          <w:b w:val="false"/>
-          <w:bCs w:val="false"/>
           <w:i w:val="false"/>
           <w:iCs w:val="false"/>
           <w:sz w:val="24"/>
